--- a/courts/sixth-circuit/michigan/federal/western-district/motion-brief/usage/OUTPUT-motion-brief.docx
+++ b/courts/sixth-circuit/michigan/federal/western-district/motion-brief/usage/OUTPUT-motion-brief.docx
@@ -4,7 +4,9 @@
   <w:body>
     <w:p>
       <w:pPr>
-        <w:pStyle w:val="Centered"/>
+        <w:spacing w:before="0" w:after="0" w:line="276" w:lineRule="exact"/>
+        <w:ind w:left="0" w:firstLine="0"/>
+        <w:jc w:val="center"/>
       </w:pPr>
       <w:r>
         <w:rPr>
@@ -16,7 +18,9 @@
     </w:p>
     <w:p>
       <w:pPr>
-        <w:pStyle w:val="Centered"/>
+        <w:spacing w:before="0" w:after="0" w:line="276" w:lineRule="exact"/>
+        <w:ind w:left="0" w:firstLine="0"/>
+        <w:jc w:val="center"/>
       </w:pPr>
       <w:r>
         <w:rPr>
@@ -28,7 +32,9 @@
     </w:p>
     <w:p>
       <w:pPr>
-        <w:pStyle w:val="Centered"/>
+        <w:spacing w:before="0" w:after="0" w:line="276" w:lineRule="exact"/>
+        <w:ind w:left="0" w:firstLine="0"/>
+        <w:jc w:val="center"/>
       </w:pPr>
       <w:r>
         <w:rPr>
@@ -40,7 +46,6 @@
     </w:p>
     <w:p>
       <w:pPr>
-        <w:pStyle w:val="Single"/>
         <w:spacing w:before="0" w:after="0" w:line="480" w:lineRule="exact"/>
       </w:pPr>
     </w:p>
@@ -57,13 +62,17 @@
         </w:tblBorders>
         <w:tblLayout w:type="fixed"/>
         <w:tblCellMar>
+          <w:top w:w="0" w:type="dxa"/>
           <w:left w:w="0" w:type="dxa"/>
+          <w:bottom w:w="0" w:type="dxa"/>
           <w:right w:w="0" w:type="dxa"/>
         </w:tblCellMar>
+        <w:tblLook w:val="0000" w:firstRow="0" w:lastRow="0" w:firstColumn="0" w:lastColumn="0" w:noHBand="0" w:noVBand="0"/>
       </w:tblPr>
       <w:tblGrid>
         <w:gridCol w:w="4680"/>
-        <w:gridCol w:w="4680"/>
+        <w:gridCol w:w="360"/>
+        <w:gridCol w:w="4320"/>
       </w:tblGrid>
       <w:tr>
         <w:trPr>
@@ -73,25 +82,107 @@
           <w:tcPr>
             <w:tcW w:w="4680" w:type="dxa"/>
             <w:tcBorders>
+              <w:bottom w:val="single" w:sz="6" w:space="0" w:color="000000"/>
               <w:right w:val="single" w:sz="6" w:space="0" w:color="000000"/>
-              <w:bottom w:val="single" w:sz="6" w:space="0" w:color="000000"/>
             </w:tcBorders>
             <w:tcMar>
-              <w:bottom w:w="160" w:type="dxa"/>
+              <w:bottom w:w="145" w:type="dxa"/>
               <w:right w:w="200" w:type="dxa"/>
             </w:tcMar>
           </w:tcPr>
           <w:p>
             <w:pPr>
-              <w:pStyle w:val="Single"/>
+              <w:spacing w:before="0" w:after="0" w:line="276" w:lineRule="exact"/>
+              <w:ind w:left="0" w:firstLine="0"/>
+              <w:jc w:val="left"/>
             </w:pPr>
             <w:r>
-              <w:t xml:space="preserve">LINDY VALENZUELA AND JOHN VALDES, on behalf of themselves and all others similarly situated,</w:t>
+              <w:t xml:space="preserve">LINDY</w:t>
+            </w:r>
+            <w:r>
+              <w:t xml:space="preserve"> </w:t>
+            </w:r>
+            <w:r>
+              <w:t xml:space="preserve">VALENZUELA</w:t>
+            </w:r>
+            <w:r>
+              <w:t xml:space="preserve"> </w:t>
+            </w:r>
+            <w:r>
+              <w:t xml:space="preserve">AND</w:t>
+            </w:r>
+            <w:r>
+              <w:t xml:space="preserve"> </w:t>
+            </w:r>
+            <w:r>
+              <w:t xml:space="preserve">JOHN</w:t>
+            </w:r>
+            <w:r>
+              <w:t xml:space="preserve"> </w:t>
+            </w:r>
+            <w:r>
+              <w:t xml:space="preserve">VALDES,</w:t>
+            </w:r>
+            <w:r>
+              <w:t xml:space="preserve"> </w:t>
+            </w:r>
+            <w:r>
+              <w:t xml:space="preserve">on</w:t>
+            </w:r>
+            <w:r>
+              <w:t xml:space="preserve"> </w:t>
+            </w:r>
+            <w:r>
+              <w:t xml:space="preserve">behalf</w:t>
+            </w:r>
+            <w:r>
+              <w:t xml:space="preserve"> </w:t>
+            </w:r>
+            <w:r>
+              <w:t xml:space="preserve">of</w:t>
+            </w:r>
+            <w:r>
+              <w:t xml:space="preserve"> </w:t>
+            </w:r>
+            <w:r>
+              <w:t xml:space="preserve">themselves</w:t>
+            </w:r>
+            <w:r>
+              <w:t xml:space="preserve"> </w:t>
+            </w:r>
+            <w:r>
+              <w:t xml:space="preserve">and</w:t>
+            </w:r>
+            <w:r>
+              <w:t xml:space="preserve"> </w:t>
+            </w:r>
+            <w:r>
+              <w:t xml:space="preserve">all</w:t>
+            </w:r>
+            <w:r>
+              <w:t xml:space="preserve"> </w:t>
+            </w:r>
+            <w:r>
+              <w:t xml:space="preserve">others</w:t>
+            </w:r>
+            <w:r>
+              <w:t xml:space="preserve"> </w:t>
+            </w:r>
+            <w:r>
+              <w:t xml:space="preserve">similarly</w:t>
+            </w:r>
+            <w:r>
+              <w:t xml:space="preserve"> </w:t>
+            </w:r>
+            <w:r>
+              <w:t xml:space="preserve">situated,</w:t>
             </w:r>
           </w:p>
           <w:p>
             <w:pPr>
-              <w:pStyle w:val="Single"/>
+              <w:spacing w:before="0" w:after="0" w:line="276" w:lineRule="exact"/>
+              <w:ind w:left="0" w:firstLine="0"/>
+              <w:jc w:val="left"/>
             </w:pPr>
             <w:r>
               <w:t xml:space="preserve">Plaintiffs,</w:t>
@@ -99,7 +190,9 @@
           </w:p>
           <w:p>
             <w:pPr>
-              <w:pStyle w:val="Single"/>
+              <w:spacing w:before="0" w:after="0" w:line="276" w:lineRule="exact"/>
+              <w:ind w:left="0" w:firstLine="0"/>
+              <w:jc w:val="left"/>
             </w:pPr>
             <w:r>
               <w:t xml:space="preserve">v.</w:t>
@@ -107,15 +200,37 @@
           </w:p>
           <w:p>
             <w:pPr>
-              <w:pStyle w:val="Single"/>
+              <w:spacing w:before="0" w:after="0" w:line="276" w:lineRule="exact"/>
+              <w:ind w:left="0" w:firstLine="0"/>
+              <w:jc w:val="left"/>
             </w:pPr>
             <w:r>
-              <w:t xml:space="preserve">ALLIANCE CLOUD SERVICES, LLC,</w:t>
+              <w:t xml:space="preserve">ALLIANCE</w:t>
+            </w:r>
+            <w:r>
+              <w:t xml:space="preserve"> </w:t>
+            </w:r>
+            <w:r>
+              <w:t xml:space="preserve">CLOUD</w:t>
+            </w:r>
+            <w:r>
+              <w:t xml:space="preserve"> </w:t>
+            </w:r>
+            <w:r>
+              <w:t xml:space="preserve">SERVICES,</w:t>
+            </w:r>
+            <w:r>
+              <w:t xml:space="preserve"> </w:t>
+            </w:r>
+            <w:r>
+              <w:t xml:space="preserve">LLC,</w:t>
             </w:r>
           </w:p>
           <w:p>
             <w:pPr>
-              <w:pStyle w:val="Single"/>
+              <w:spacing w:before="0" w:after="0" w:line="276" w:lineRule="exact"/>
+              <w:ind w:left="0" w:firstLine="0"/>
+              <w:jc w:val="left"/>
             </w:pPr>
             <w:r>
               <w:t xml:space="preserve">Defendant.</w:t>
@@ -124,21 +239,37 @@
         </w:tc>
         <w:tc>
           <w:tcPr>
-            <w:tcW w:w="4680" w:type="dxa"/>
+            <w:tcW w:w="360" w:type="dxa"/>
           </w:tcPr>
           <w:p>
             <w:pPr>
-              <w:pStyle w:val="Single"/>
-              <w:ind w:left="504" w:firstLine="0"/>
+              <w:spacing w:before="0" w:after="0" w:line="276" w:lineRule="exact"/>
+              <w:ind w:left="0" w:firstLine="0"/>
+              <w:jc w:val="left"/>
+            </w:pPr>
+          </w:p>
+        </w:tc>
+        <w:tc>
+          <w:tcPr>
+            <w:tcW w:w="4320" w:type="dxa"/>
+          </w:tcPr>
+          <w:p>
+            <w:pPr>
+              <w:spacing w:before="0" w:after="0" w:line="276" w:lineRule="exact"/>
+              <w:ind w:left="144" w:firstLine="0"/>
+              <w:jc w:val="left"/>
             </w:pPr>
             <w:r>
-              <w:t xml:space="preserve">Case No. 1:26-cv-01694-PLM-PJG</w:t>
+              <w:t xml:space="preserve">Case No. 1:26-cv</w:t>
+              <w:noBreakHyphen/>
+              <w:t xml:space="preserve">01694-PLM-PJG</w:t>
             </w:r>
           </w:p>
           <w:p>
             <w:pPr>
-              <w:pStyle w:val="Single"/>
-              <w:ind w:left="504" w:firstLine="0"/>
+              <w:spacing w:before="0" w:after="0" w:line="276" w:lineRule="exact"/>
+              <w:ind w:left="144" w:firstLine="0"/>
+              <w:jc w:val="left"/>
             </w:pPr>
             <w:r>
               <w:t xml:space="preserve">Hon. Paul L. Maloney</w:t>
@@ -146,14 +277,9 @@
           </w:p>
           <w:p>
             <w:pPr>
-              <w:pStyle w:val="Single"/>
-              <w:spacing w:before="0" w:after="0" w:line="240" w:lineRule="exact"/>
-            </w:pPr>
-          </w:p>
-          <w:p>
-            <w:pPr>
-              <w:pStyle w:val="Single"/>
-              <w:ind w:left="504" w:firstLine="0"/>
+              <w:spacing w:before="240" w:after="0" w:line="276" w:lineRule="exact"/>
+              <w:ind w:left="144" w:firstLine="0"/>
+              <w:jc w:val="left"/>
             </w:pPr>
             <w:r>
               <w:rPr>
@@ -168,50 +294,246 @@
     </w:tbl>
     <w:p>
       <w:pPr>
-        <w:pStyle w:val="Single"/>
-        <w:spacing w:before="0" w:after="0" w:line="480" w:lineRule="exact"/>
-      </w:pPr>
-    </w:p>
-    <w:p>
-      <w:pPr>
-        <w:pStyle w:val="Single"/>
-        <w:spacing w:before="0" w:after="0" w:line="480" w:lineRule="exact"/>
-      </w:pPr>
-    </w:p>
-    <w:p>
-      <w:pPr>
-        <w:pStyle w:val="Single"/>
-        <w:spacing w:before="0" w:after="0" w:line="480" w:lineRule="exact"/>
-      </w:pPr>
-    </w:p>
-    <w:p>
-      <w:pPr>
-        <w:pStyle w:val="Centered"/>
-        <w:spacing w:before="0" w:after="0" w:line="480" w:lineRule="exact"/>
+        <w:spacing w:before="1440" w:after="0" w:line="480" w:lineRule="exact"/>
         <w:ind w:left="936" w:right="936" w:firstLine="0"/>
-      </w:pPr>
-      <w:r>
-        <w:rPr>
-          <w:b/>
-          <w:bCs/>
-        </w:rPr>
-        <w:t xml:space="preserve">DEFENDANT ALLIANCE CLOUD SERVICES, LLC’S BRIEF IN SUPPORT OF MOTION TO DISMISS COUNTS II &amp; III</w:t>
-      </w:r>
-    </w:p>
-    <w:p>
-      <w:pPr>
-        <w:spacing w:before="0" w:after="0" w:line="240" w:lineRule="auto"/>
+        <w:jc w:val="center"/>
+      </w:pPr>
+      <w:r>
+        <w:rPr>
+          <w:b/>
+          <w:bCs/>
+        </w:rPr>
+        <w:t xml:space="preserve">DEFENDANT</w:t>
+      </w:r>
+      <w:r>
+        <w:rPr>
+          <w:b/>
+          <w:bCs/>
+        </w:rPr>
+        <w:t xml:space="preserve"> </w:t>
+      </w:r>
+      <w:r>
+        <w:rPr>
+          <w:b/>
+          <w:bCs/>
+        </w:rPr>
+        <w:t xml:space="preserve">ALLIANCE</w:t>
+      </w:r>
+      <w:r>
+        <w:rPr>
+          <w:b/>
+          <w:bCs/>
+        </w:rPr>
+        <w:t xml:space="preserve"> </w:t>
+      </w:r>
+      <w:r>
+        <w:rPr>
+          <w:b/>
+          <w:bCs/>
+        </w:rPr>
+        <w:t xml:space="preserve">CLOUD</w:t>
+      </w:r>
+      <w:r>
+        <w:rPr>
+          <w:b/>
+          <w:bCs/>
+        </w:rPr>
+        <w:t xml:space="preserve"> </w:t>
+      </w:r>
+      <w:r>
+        <w:rPr>
+          <w:b/>
+          <w:bCs/>
+        </w:rPr>
+        <w:t xml:space="preserve">SERVICES,</w:t>
+      </w:r>
+      <w:r>
+        <w:rPr>
+          <w:b/>
+          <w:bCs/>
+        </w:rPr>
+        <w:t xml:space="preserve"> </w:t>
+      </w:r>
+      <w:r>
+        <w:rPr>
+          <w:b/>
+          <w:bCs/>
+        </w:rPr>
+        <w:t xml:space="preserve">LLC’S</w:t>
+      </w:r>
+      <w:r>
+        <w:rPr>
+          <w:b/>
+          <w:bCs/>
+        </w:rPr>
+        <w:t xml:space="preserve"> </w:t>
+      </w:r>
+      <w:r>
+        <w:rPr>
+          <w:b/>
+          <w:bCs/>
+        </w:rPr>
+        <w:t xml:space="preserve">BRIEF</w:t>
+      </w:r>
+      <w:r>
+        <w:rPr>
+          <w:b/>
+          <w:bCs/>
+        </w:rPr>
+        <w:t xml:space="preserve"> </w:t>
+      </w:r>
+      <w:r>
+        <w:rPr>
+          <w:b/>
+          <w:bCs/>
+        </w:rPr>
+        <w:t xml:space="preserve">IN</w:t>
+      </w:r>
+      <w:r>
+        <w:rPr>
+          <w:b/>
+          <w:bCs/>
+        </w:rPr>
+        <w:t xml:space="preserve"> </w:t>
+      </w:r>
+      <w:r>
+        <w:rPr>
+          <w:b/>
+          <w:bCs/>
+        </w:rPr>
+        <w:t xml:space="preserve">SUPPORT</w:t>
+      </w:r>
+      <w:r>
+        <w:rPr>
+          <w:b/>
+          <w:bCs/>
+        </w:rPr>
+        <w:t xml:space="preserve"> </w:t>
+      </w:r>
+      <w:r>
+        <w:rPr>
+          <w:b/>
+          <w:bCs/>
+        </w:rPr>
+        <w:t xml:space="preserve">OF</w:t>
+      </w:r>
+      <w:r>
+        <w:rPr>
+          <w:b/>
+          <w:bCs/>
+        </w:rPr>
+        <w:t xml:space="preserve"> </w:t>
+      </w:r>
+      <w:r>
+        <w:rPr>
+          <w:b/>
+          <w:bCs/>
+        </w:rPr>
+        <w:t xml:space="preserve">MOTION</w:t>
+      </w:r>
+      <w:r>
+        <w:rPr>
+          <w:b/>
+          <w:bCs/>
+        </w:rPr>
+        <w:t xml:space="preserve"> </w:t>
+      </w:r>
+      <w:r>
+        <w:rPr>
+          <w:b/>
+          <w:bCs/>
+        </w:rPr>
+        <w:t xml:space="preserve">TO</w:t>
+      </w:r>
+      <w:r>
+        <w:rPr>
+          <w:b/>
+          <w:bCs/>
+        </w:rPr>
+        <w:t xml:space="preserve"> </w:t>
+      </w:r>
+      <w:r>
+        <w:rPr>
+          <w:b/>
+          <w:bCs/>
+        </w:rPr>
+        <w:t xml:space="preserve">DISMISS</w:t>
+      </w:r>
+      <w:r>
+        <w:rPr>
+          <w:b/>
+          <w:bCs/>
+        </w:rPr>
+        <w:t xml:space="preserve"> </w:t>
+      </w:r>
+      <w:r>
+        <w:rPr>
+          <w:b/>
+          <w:bCs/>
+        </w:rPr>
+        <w:t xml:space="preserve">COUNTS</w:t>
+      </w:r>
+      <w:r>
+        <w:rPr>
+          <w:b/>
+          <w:bCs/>
+        </w:rPr>
+        <w:t xml:space="preserve"> </w:t>
+      </w:r>
+      <w:r>
+        <w:rPr>
+          <w:b/>
+          <w:bCs/>
+        </w:rPr>
+        <w:t xml:space="preserve">II</w:t>
+      </w:r>
+      <w:r>
+        <w:rPr>
+          <w:b/>
+          <w:bCs/>
+        </w:rPr>
+        <w:t xml:space="preserve"> </w:t>
+      </w:r>
+      <w:r>
+        <w:rPr>
+          <w:b/>
+          <w:bCs/>
+        </w:rPr>
+        <w:t xml:space="preserve">&amp;</w:t>
+      </w:r>
+      <w:r>
+        <w:rPr>
+          <w:b/>
+          <w:bCs/>
+        </w:rPr>
+        <w:t xml:space="preserve"> </w:t>
+      </w:r>
+      <w:r>
+        <w:rPr>
+          <w:b/>
+          <w:bCs/>
+        </w:rPr>
+        <w:t xml:space="preserve">III</w:t>
+      </w:r>
+    </w:p>
+    <w:p>
+      <w:pPr>
+        <w:spacing w:before="0" w:after="0" w:line="20" w:lineRule="exact"/>
         <w:sectPr>
-          <w:footerReference w:type="default" r:id="rId101"/>
+          <w:footerReference w:type="default" r:id="rIdFtrNone"/>
           <w:pgSz w:w="12240" w:h="15840"/>
           <w:pgMar w:top="1440" w:right="1440" w:bottom="1440" w:left="1440" w:header="720" w:footer="720" w:gutter="0"/>
-          <w:cols w:space="720"/>
+          <w:pgNumType w:fmt="decimal" w:start="1"/>
         </w:sectPr>
       </w:pPr>
     </w:p>
     <w:p>
       <w:pPr>
-        <w:pStyle w:val="Centered"/>
+        <w:keepNext/>
+        <w:keepLines/>
+        <w:spacing w:before="0" w:after="0" w:line="276" w:lineRule="exact"/>
+        <w:ind w:left="0" w:firstLine="0"/>
+        <w:jc w:val="center"/>
       </w:pPr>
       <w:r>
         <w:rPr>
@@ -223,13 +545,10 @@
     </w:p>
     <w:p>
       <w:pPr>
-        <w:pStyle w:val="Single"/>
-        <w:spacing w:before="0" w:after="0" w:line="480" w:lineRule="exact"/>
-      </w:pPr>
-    </w:p>
-    <w:p>
-      <w:pPr>
-        <w:pStyle w:val="Single"/>
+        <w:keepNext/>
+        <w:keepLines/>
+        <w:spacing w:before="480" w:after="0" w:line="276" w:lineRule="exact"/>
+        <w:ind w:left="0" w:firstLine="0"/>
         <w:jc w:val="right"/>
       </w:pPr>
       <w:r>
@@ -238,23 +557,15 @@
     </w:p>
     <w:p>
       <w:pPr>
-        <w:pStyle w:val="Single"/>
-        <w:spacing w:before="0" w:after="0" w:line="240" w:lineRule="exact"/>
-      </w:pPr>
-    </w:p>
-    <w:p>
-      <w:pPr>
-        <w:pStyle w:val="TOC1"/>
-      </w:pPr>
-      <w:r>
-        <w:fldChar w:fldCharType="begin" w:dirty="true"/>
-      </w:r>
-      <w:r>
-        <w:instrText xml:space="preserve"> TOC \o "1-2" \z \u </w:instrText>
-      </w:r>
-      <w:r>
-        <w:fldChar w:fldCharType="separate"/>
-      </w:r>
+        <w:keepLines/>
+        <w:tabs>
+          <w:tab w:val="left" w:pos="720"/>
+          <w:tab w:val="right" w:leader="dot" w:pos="9360"/>
+        </w:tabs>
+        <w:spacing w:before="240" w:after="0" w:line="276" w:lineRule="exact"/>
+        <w:ind w:left="720" w:right="720" w:hanging="720"/>
+        <w:jc w:val="left"/>
+      </w:pPr>
       <w:r>
         <w:t xml:space="preserve">I.</w:t>
       </w:r>
@@ -262,12 +573,58 @@
         <w:tab/>
       </w:r>
       <w:r>
-        <w:t xml:space="preserve">CONCISE STATEMENT IN SUPPORT OF MOTION</w:t>
-      </w:r>
-    </w:p>
-    <w:p>
-      <w:pPr>
-        <w:pStyle w:val="TOC1"/>
+        <w:t xml:space="preserve">CONCISE</w:t>
+      </w:r>
+      <w:r>
+        <w:t xml:space="preserve"> </w:t>
+      </w:r>
+      <w:r>
+        <w:t xml:space="preserve">STATEMENT</w:t>
+      </w:r>
+      <w:r>
+        <w:t xml:space="preserve"> </w:t>
+      </w:r>
+      <w:r>
+        <w:t xml:space="preserve">IN</w:t>
+      </w:r>
+      <w:r>
+        <w:t xml:space="preserve"> </w:t>
+      </w:r>
+      <w:r>
+        <w:t xml:space="preserve">SUPPORT</w:t>
+      </w:r>
+      <w:r>
+        <w:t xml:space="preserve"> </w:t>
+      </w:r>
+      <w:r>
+        <w:t xml:space="preserve">OF</w:t>
+      </w:r>
+      <w:r>
+        <w:t xml:space="preserve"> </w:t>
+      </w:r>
+      <w:r>
+        <w:t xml:space="preserve">MOTION</w:t>
+      </w:r>
+      <w:r>
+        <w:t xml:space="preserve">   </w:t>
+      </w:r>
+      <w:r>
+        <w:tab/>
+      </w:r>
+      <w:r>
+        <w:t xml:space="preserve">1</w:t>
+      </w:r>
+    </w:p>
+    <w:p>
+      <w:pPr>
+        <w:keepLines/>
+        <w:tabs>
+          <w:tab w:val="left" w:pos="720"/>
+          <w:tab w:val="right" w:leader="dot" w:pos="9360"/>
+        </w:tabs>
+        <w:spacing w:before="240" w:after="0" w:line="276" w:lineRule="exact"/>
+        <w:ind w:left="720" w:right="720" w:hanging="720"/>
+        <w:jc w:val="left"/>
       </w:pPr>
       <w:r>
         <w:t xml:space="preserve">II.</w:t>
@@ -276,12 +633,34 @@
         <w:tab/>
       </w:r>
       <w:r>
-        <w:t xml:space="preserve">RELEVANT BACKGROUND</w:t>
-      </w:r>
-    </w:p>
-    <w:p>
-      <w:pPr>
-        <w:pStyle w:val="TOC1"/>
+        <w:t xml:space="preserve">RELEVANT</w:t>
+      </w:r>
+      <w:r>
+        <w:t xml:space="preserve"> </w:t>
+      </w:r>
+      <w:r>
+        <w:t xml:space="preserve">BACKGROUND</w:t>
+      </w:r>
+      <w:r>
+        <w:t xml:space="preserve">   </w:t>
+      </w:r>
+      <w:r>
+        <w:tab/>
+      </w:r>
+      <w:r>
+        <w:t xml:space="preserve">1</w:t>
+      </w:r>
+    </w:p>
+    <w:p>
+      <w:pPr>
+        <w:keepLines/>
+        <w:tabs>
+          <w:tab w:val="left" w:pos="720"/>
+          <w:tab w:val="right" w:leader="dot" w:pos="9360"/>
+        </w:tabs>
+        <w:spacing w:before="240" w:after="0" w:line="276" w:lineRule="exact"/>
+        <w:ind w:left="720" w:right="720" w:hanging="720"/>
+        <w:jc w:val="left"/>
       </w:pPr>
       <w:r>
         <w:t xml:space="preserve">III.</w:t>
@@ -290,12 +669,34 @@
         <w:tab/>
       </w:r>
       <w:r>
-        <w:t xml:space="preserve">LEGAL STANDARD</w:t>
-      </w:r>
-    </w:p>
-    <w:p>
-      <w:pPr>
-        <w:pStyle w:val="TOC1"/>
+        <w:t xml:space="preserve">LEGAL</w:t>
+      </w:r>
+      <w:r>
+        <w:t xml:space="preserve"> </w:t>
+      </w:r>
+      <w:r>
+        <w:t xml:space="preserve">STANDARD</w:t>
+      </w:r>
+      <w:r>
+        <w:t xml:space="preserve">   </w:t>
+      </w:r>
+      <w:r>
+        <w:tab/>
+      </w:r>
+      <w:r>
+        <w:t xml:space="preserve">2</w:t>
+      </w:r>
+    </w:p>
+    <w:p>
+      <w:pPr>
+        <w:keepLines/>
+        <w:tabs>
+          <w:tab w:val="left" w:pos="720"/>
+          <w:tab w:val="right" w:leader="dot" w:pos="9360"/>
+        </w:tabs>
+        <w:spacing w:before="240" w:after="0" w:line="276" w:lineRule="exact"/>
+        <w:ind w:left="720" w:right="720" w:hanging="720"/>
+        <w:jc w:val="left"/>
       </w:pPr>
       <w:r>
         <w:t xml:space="preserve">IV.</w:t>
@@ -306,10 +707,26 @@
       <w:r>
         <w:t xml:space="preserve">ARGUMENT</w:t>
       </w:r>
-    </w:p>
-    <w:p>
-      <w:pPr>
-        <w:pStyle w:val="TOC2"/>
+      <w:r>
+        <w:t xml:space="preserve">   </w:t>
+      </w:r>
+      <w:r>
+        <w:tab/>
+      </w:r>
+      <w:r>
+        <w:t xml:space="preserve">2</w:t>
+      </w:r>
+    </w:p>
+    <w:p>
+      <w:pPr>
+        <w:keepLines/>
+        <w:tabs>
+          <w:tab w:val="left" w:pos="1440"/>
+          <w:tab w:val="right" w:leader="dot" w:pos="9360"/>
+        </w:tabs>
+        <w:spacing w:before="240" w:after="0" w:line="276" w:lineRule="exact"/>
+        <w:ind w:left="1440" w:right="720" w:hanging="720"/>
+        <w:jc w:val="left"/>
       </w:pPr>
       <w:r>
         <w:t xml:space="preserve">A.</w:t>
@@ -318,12 +735,160 @@
         <w:tab/>
       </w:r>
       <w:r>
-        <w:t xml:space="preserve">Plaintiffs’ public nuisance claim (Count II) fails because the alleged harm is not “special” or “distinct” from the harm to the general public.</w:t>
-      </w:r>
-    </w:p>
-    <w:p>
-      <w:pPr>
-        <w:pStyle w:val="TOC2"/>
+        <w:t xml:space="preserve">Plaintiffs’</w:t>
+      </w:r>
+      <w:r>
+        <w:t xml:space="preserve"> </w:t>
+      </w:r>
+      <w:r>
+        <w:t xml:space="preserve">public</w:t>
+      </w:r>
+      <w:r>
+        <w:t xml:space="preserve"> </w:t>
+      </w:r>
+      <w:r>
+        <w:t xml:space="preserve">nuisance</w:t>
+      </w:r>
+      <w:r>
+        <w:t xml:space="preserve"> </w:t>
+      </w:r>
+      <w:r>
+        <w:t xml:space="preserve">claim</w:t>
+      </w:r>
+      <w:r>
+        <w:t xml:space="preserve"> </w:t>
+      </w:r>
+      <w:r>
+        <w:t xml:space="preserve">(Count</w:t>
+      </w:r>
+      <w:r>
+        <w:t xml:space="preserve"> </w:t>
+      </w:r>
+      <w:r>
+        <w:t xml:space="preserve">II)</w:t>
+      </w:r>
+      <w:r>
+        <w:t xml:space="preserve"> </w:t>
+      </w:r>
+      <w:r>
+        <w:t xml:space="preserve">fails</w:t>
+      </w:r>
+      <w:r>
+        <w:t xml:space="preserve"> </w:t>
+      </w:r>
+      <w:r>
+        <w:t xml:space="preserve">because</w:t>
+      </w:r>
+      <w:r>
+        <w:t xml:space="preserve"> </w:t>
+      </w:r>
+      <w:r>
+        <w:t xml:space="preserve">the</w:t>
+      </w:r>
+      <w:r>
+        <w:t xml:space="preserve"> </w:t>
+      </w:r>
+      <w:r>
+        <w:t xml:space="preserve">alleged</w:t>
+      </w:r>
+      <w:r>
+        <w:t xml:space="preserve"> </w:t>
+      </w:r>
+      <w:r>
+        <w:t xml:space="preserve">harm</w:t>
+      </w:r>
+      <w:r>
+        <w:t xml:space="preserve"> </w:t>
+      </w:r>
+      <w:r>
+        <w:t xml:space="preserve">is</w:t>
+      </w:r>
+      <w:r>
+        <w:t xml:space="preserve"> </w:t>
+      </w:r>
+      <w:r>
+        <w:t xml:space="preserve">not</w:t>
+      </w:r>
+      <w:r>
+        <w:t xml:space="preserve"> </w:t>
+      </w:r>
+      <w:r>
+        <w:t xml:space="preserve">“special”</w:t>
+      </w:r>
+      <w:r>
+        <w:t xml:space="preserve"> </w:t>
+      </w:r>
+      <w:r>
+        <w:t xml:space="preserve">or</w:t>
+      </w:r>
+      <w:r>
+        <w:t xml:space="preserve"> </w:t>
+      </w:r>
+      <w:r>
+        <w:t xml:space="preserve">“distinct”</w:t>
+      </w:r>
+      <w:r>
+        <w:t xml:space="preserve"> </w:t>
+      </w:r>
+      <w:r>
+        <w:t xml:space="preserve">from</w:t>
+      </w:r>
+      <w:r>
+        <w:t xml:space="preserve"> </w:t>
+      </w:r>
+      <w:r>
+        <w:t xml:space="preserve">the</w:t>
+      </w:r>
+      <w:r>
+        <w:t xml:space="preserve"> </w:t>
+      </w:r>
+      <w:r>
+        <w:t xml:space="preserve">harm</w:t>
+      </w:r>
+      <w:r>
+        <w:t xml:space="preserve"> </w:t>
+      </w:r>
+      <w:r>
+        <w:t xml:space="preserve">to</w:t>
+      </w:r>
+      <w:r>
+        <w:t xml:space="preserve"> </w:t>
+      </w:r>
+      <w:r>
+        <w:t xml:space="preserve">the</w:t>
+      </w:r>
+      <w:r>
+        <w:t xml:space="preserve"> </w:t>
+      </w:r>
+      <w:r>
+        <w:t xml:space="preserve">general</w:t>
+      </w:r>
+      <w:r>
+        <w:t xml:space="preserve"> </w:t>
+      </w:r>
+      <w:r>
+        <w:t xml:space="preserve">public.</w:t>
+      </w:r>
+      <w:r>
+        <w:t xml:space="preserve">   </w:t>
+      </w:r>
+      <w:r>
+        <w:tab/>
+      </w:r>
+      <w:r>
+        <w:t xml:space="preserve">3</w:t>
+      </w:r>
+    </w:p>
+    <w:p>
+      <w:pPr>
+        <w:keepLines/>
+        <w:tabs>
+          <w:tab w:val="left" w:pos="1440"/>
+          <w:tab w:val="right" w:leader="dot" w:pos="9360"/>
+        </w:tabs>
+        <w:spacing w:before="240" w:after="0" w:line="276" w:lineRule="exact"/>
+        <w:ind w:left="1440" w:right="720" w:hanging="720"/>
+        <w:jc w:val="left"/>
       </w:pPr>
       <w:r>
         <w:t xml:space="preserve">B.</w:t>
@@ -332,12 +897,118 @@
         <w:tab/>
       </w:r>
       <w:r>
-        <w:t xml:space="preserve">Plaintiffs’ negligence claim (Count III) fails because they lack any “present physical injury” to their properties.</w:t>
-      </w:r>
-    </w:p>
-    <w:p>
-      <w:pPr>
-        <w:pStyle w:val="TOC1"/>
+        <w:t xml:space="preserve">Plaintiffs’</w:t>
+      </w:r>
+      <w:r>
+        <w:t xml:space="preserve"> </w:t>
+      </w:r>
+      <w:r>
+        <w:t xml:space="preserve">negligence</w:t>
+      </w:r>
+      <w:r>
+        <w:t xml:space="preserve"> </w:t>
+      </w:r>
+      <w:r>
+        <w:t xml:space="preserve">claim</w:t>
+      </w:r>
+      <w:r>
+        <w:t xml:space="preserve"> </w:t>
+      </w:r>
+      <w:r>
+        <w:t xml:space="preserve">(Count</w:t>
+      </w:r>
+      <w:r>
+        <w:t xml:space="preserve"> </w:t>
+      </w:r>
+      <w:r>
+        <w:t xml:space="preserve">III)</w:t>
+      </w:r>
+      <w:r>
+        <w:t xml:space="preserve"> </w:t>
+      </w:r>
+      <w:r>
+        <w:t xml:space="preserve">fails</w:t>
+      </w:r>
+      <w:r>
+        <w:t xml:space="preserve"> </w:t>
+      </w:r>
+      <w:r>
+        <w:t xml:space="preserve">because</w:t>
+      </w:r>
+      <w:r>
+        <w:t xml:space="preserve"> </w:t>
+      </w:r>
+      <w:r>
+        <w:t xml:space="preserve">they</w:t>
+      </w:r>
+      <w:r>
+        <w:t xml:space="preserve"> </w:t>
+      </w:r>
+      <w:r>
+        <w:t xml:space="preserve">lack</w:t>
+      </w:r>
+      <w:r>
+        <w:t xml:space="preserve"> </w:t>
+      </w:r>
+      <w:r>
+        <w:t xml:space="preserve">any</w:t>
+      </w:r>
+      <w:r>
+        <w:t xml:space="preserve"> </w:t>
+      </w:r>
+      <w:r>
+        <w:t xml:space="preserve">“present</w:t>
+      </w:r>
+      <w:r>
+        <w:t xml:space="preserve"> </w:t>
+      </w:r>
+      <w:r>
+        <w:t xml:space="preserve">physical</w:t>
+      </w:r>
+      <w:r>
+        <w:t xml:space="preserve"> </w:t>
+      </w:r>
+      <w:r>
+        <w:t xml:space="preserve">injury”</w:t>
+      </w:r>
+      <w:r>
+        <w:t xml:space="preserve"> </w:t>
+      </w:r>
+      <w:r>
+        <w:t xml:space="preserve">to</w:t>
+      </w:r>
+      <w:r>
+        <w:t xml:space="preserve"> </w:t>
+      </w:r>
+      <w:r>
+        <w:t xml:space="preserve">their</w:t>
+      </w:r>
+      <w:r>
+        <w:t xml:space="preserve"> </w:t>
+      </w:r>
+      <w:r>
+        <w:t xml:space="preserve">properties.</w:t>
+      </w:r>
+      <w:r>
+        <w:t xml:space="preserve">   </w:t>
+      </w:r>
+      <w:r>
+        <w:tab/>
+      </w:r>
+      <w:r>
+        <w:t xml:space="preserve">5</w:t>
+      </w:r>
+    </w:p>
+    <w:p>
+      <w:pPr>
+        <w:keepLines/>
+        <w:tabs>
+          <w:tab w:val="left" w:pos="720"/>
+          <w:tab w:val="right" w:leader="dot" w:pos="9360"/>
+        </w:tabs>
+        <w:spacing w:before="240" w:after="0" w:line="276" w:lineRule="exact"/>
+        <w:ind w:left="720" w:right="720" w:hanging="720"/>
+        <w:jc w:val="left"/>
       </w:pPr>
       <w:r>
         <w:t xml:space="preserve">V.</w:t>
@@ -348,78 +1019,197 @@
       <w:r>
         <w:t xml:space="preserve">CONCLUSION</w:t>
       </w:r>
-    </w:p>
-    <w:p>
-      <w:pPr>
-        <w:spacing w:before="0" w:after="0" w:line="240" w:lineRule="auto"/>
-      </w:pPr>
-      <w:r>
-        <w:fldChar w:fldCharType="end"/>
-      </w:r>
-    </w:p>
-    <w:p>
-      <w:pPr>
-        <w:spacing w:before="0" w:after="0" w:line="240" w:lineRule="auto"/>
+      <w:r>
+        <w:t xml:space="preserve">   </w:t>
+      </w:r>
+      <w:r>
+        <w:tab/>
+      </w:r>
+      <w:r>
+        <w:t xml:space="preserve">7</w:t>
+      </w:r>
+    </w:p>
+    <w:p>
+      <w:pPr>
+        <w:spacing w:before="0" w:after="0" w:line="20" w:lineRule="exact"/>
         <w:sectPr>
-          <w:footerReference w:type="default" r:id="rId100"/>
+          <w:footerReference w:type="default" r:id="rIdMiwdPage"/>
           <w:pgSz w:w="12240" w:h="15840"/>
           <w:pgMar w:top="1440" w:right="1440" w:bottom="1440" w:left="1440" w:header="720" w:footer="720" w:gutter="0"/>
           <w:pgNumType w:fmt="lowerRoman" w:start="1"/>
-          <w:cols w:space="720"/>
         </w:sectPr>
       </w:pPr>
     </w:p>
-    <w:bookmarkStart w:id="21" w:name="concise-statement-in-support-of-motion"/>
-    <w:p>
-      <w:pPr>
-        <w:pStyle w:val="Heading1"/>
-      </w:pPr>
-      <w:r>
+    <w:p>
+      <w:pPr>
+        <w:keepNext/>
+        <w:keepLines/>
+        <w:tabs>
+          <w:tab w:val="left" w:pos="720"/>
+        </w:tabs>
+        <w:spacing w:before="0" w:after="240" w:line="276" w:lineRule="exact"/>
+        <w:ind w:left="720" w:hanging="720"/>
+        <w:jc w:val="left"/>
+      </w:pPr>
+      <w:r>
+        <w:rPr>
+          <w:b/>
+          <w:bCs/>
+        </w:rPr>
         <w:t xml:space="preserve">I.</w:t>
       </w:r>
       <w:r>
+        <w:rPr>
+          <w:b/>
+          <w:bCs/>
+        </w:rPr>
         <w:tab/>
       </w:r>
       <w:r>
-        <w:t xml:space="preserve">CONCISE STATEMENT IN SUPPORT OF MOTION</w:t>
-      </w:r>
-    </w:p>
-    <w:p>
-      <w:pPr>
-        <w:pStyle w:val="FirstParagraph"/>
-      </w:pPr>
-      <w:r>
-        <w:t xml:space="preserve">Defendant Alliance Cloud Services, LLC (“Alliance”) requests the Court dismiss Counts II and III of Plaintiffs’ Complaint pursuant to Federal Rule of Civil Procedure 12(b)(6) because Plaintiffs have failed to plausibly allege any present physical injury to pursue a negligence claim or that they have otherwise suffered distinct harm to confer standing to pursue a public nuisance claim.</w:t>
+        <w:rPr>
+          <w:b/>
+          <w:bCs/>
+        </w:rPr>
+        <w:t xml:space="preserve">CONCISE</w:t>
+      </w:r>
+      <w:r>
+        <w:rPr>
+          <w:b/>
+          <w:bCs/>
+        </w:rPr>
+        <w:t xml:space="preserve"> </w:t>
+      </w:r>
+      <w:r>
+        <w:rPr>
+          <w:b/>
+          <w:bCs/>
+        </w:rPr>
+        <w:t xml:space="preserve">STATEMENT</w:t>
+      </w:r>
+      <w:r>
+        <w:rPr>
+          <w:b/>
+          <w:bCs/>
+        </w:rPr>
+        <w:t xml:space="preserve"> </w:t>
+      </w:r>
+      <w:r>
+        <w:rPr>
+          <w:b/>
+          <w:bCs/>
+        </w:rPr>
+        <w:t xml:space="preserve">IN</w:t>
+      </w:r>
+      <w:r>
+        <w:rPr>
+          <w:b/>
+          <w:bCs/>
+        </w:rPr>
+        <w:t xml:space="preserve"> </w:t>
+      </w:r>
+      <w:r>
+        <w:rPr>
+          <w:b/>
+          <w:bCs/>
+        </w:rPr>
+        <w:t xml:space="preserve">SUPPORT</w:t>
+      </w:r>
+      <w:r>
+        <w:rPr>
+          <w:b/>
+          <w:bCs/>
+        </w:rPr>
+        <w:t xml:space="preserve"> </w:t>
+      </w:r>
+      <w:r>
+        <w:rPr>
+          <w:b/>
+          <w:bCs/>
+        </w:rPr>
+        <w:t xml:space="preserve">OF</w:t>
+      </w:r>
+      <w:r>
+        <w:rPr>
+          <w:b/>
+          <w:bCs/>
+        </w:rPr>
+        <w:t xml:space="preserve"> </w:t>
+      </w:r>
+      <w:r>
+        <w:rPr>
+          <w:b/>
+          <w:bCs/>
+        </w:rPr>
+        <w:t xml:space="preserve">MOTION</w:t>
+      </w:r>
+    </w:p>
+    <w:p>
+      <w:pPr>
+        <w:pStyle w:val="BodyTextNote"/>
+      </w:pPr>
+      <w:r>
+        <w:t xml:space="preserve">Defendant Alliance Cloud Services, LLC (“Alliance”) requests the Court dismiss Counts II and III of Plaintiffs’ Complaint pursuant to Federal Rule of Civil Procedure 12(b)⁠(6) because Plaintiffs have failed to plausibly allege any present physical injury to pursue a negligence claim or that they have otherwise suffered distinct harm to confer standing to pursue a public nuisance claim.</w:t>
       </w:r>
       <w:r>
         <w:rPr>
           <w:rStyle w:val="FootnoteReference"/>
         </w:rPr>
-        <w:footnoteReference w:id="20"/>
-      </w:r>
-    </w:p>
-    <w:bookmarkEnd w:id="21"/>
-    <w:bookmarkStart w:id="22" w:name="relevant-background"/>
-    <w:p>
-      <w:pPr>
-        <w:pStyle w:val="Heading1"/>
-      </w:pPr>
-      <w:r>
+        <w:footnoteReference w:id="9"/>
+      </w:r>
+    </w:p>
+    <w:p>
+      <w:pPr>
+        <w:keepNext/>
+        <w:keepLines/>
+        <w:tabs>
+          <w:tab w:val="left" w:pos="720"/>
+        </w:tabs>
+        <w:spacing w:before="240" w:after="240" w:line="276" w:lineRule="exact"/>
+        <w:ind w:left="720" w:hanging="720"/>
+        <w:jc w:val="left"/>
+      </w:pPr>
+      <w:r>
+        <w:rPr>
+          <w:b/>
+          <w:bCs/>
+        </w:rPr>
         <w:t xml:space="preserve">II.</w:t>
       </w:r>
       <w:r>
+        <w:rPr>
+          <w:b/>
+          <w:bCs/>
+        </w:rPr>
         <w:tab/>
       </w:r>
       <w:r>
-        <w:t xml:space="preserve">RELEVANT BACKGROUND</w:t>
-      </w:r>
-    </w:p>
-    <w:p>
-      <w:pPr>
-        <w:pStyle w:val="FirstParagraph"/>
-      </w:pPr>
-      <w:r>
-        <w:t xml:space="preserve">Plaintiffs Lindy Valenzuela and John Valdes, individually and on behalf of a putative class, allege that Alliance’s data services business, located at 415 E Prairie Ronde Street, Dowagiac, Michigan 49047 (the “Facility”), has “been and continues to” to emit “unreasonable and excessive noise” across “public and private land within the Class Area.” ECF 1, PageID.1 ¶ 2, PageID.16 ¶ 88. Plaintiffs allege that the purported noise affects not just themselves but also a putative class of residents living within one mile of the Facility.</w:t>
+        <w:rPr>
+          <w:b/>
+          <w:bCs/>
+        </w:rPr>
+        <w:t xml:space="preserve">RELEVANT</w:t>
+      </w:r>
+      <w:r>
+        <w:rPr>
+          <w:b/>
+          <w:bCs/>
+        </w:rPr>
+        <w:t xml:space="preserve"> </w:t>
+      </w:r>
+      <w:r>
+        <w:rPr>
+          <w:b/>
+          <w:bCs/>
+        </w:rPr>
+        <w:t xml:space="preserve">BACKGROUND</w:t>
+      </w:r>
+    </w:p>
+    <w:p>
+      <w:pPr>
+        <w:pStyle w:val="BodyText"/>
+      </w:pPr>
+      <w:r>
+        <w:t xml:space="preserve">Plaintiffs Lindy Valenzuela and John Valdes, individually and on behalf of a putative class, allege that Alliance’s data services business, located at 415 E Prairie Ronde Street, Dowagiac, Michigan 49047 (the “Facility”), has “been and continues to” to emit “unreasonable and excessive noise” across “public and private land within the Class Area.” ECF 1, PageID.1 ¶ 2, PageID.16 ¶ 88. Plaintiffs allege that the purported noise affects not just themselves but also a putative class of residents living within one mile of the Facility.</w:t>
       </w:r>
       <w:r>
         <w:t xml:space="preserve"> </w:t>
@@ -432,7 +1222,7 @@
         <w:t xml:space="preserve">See id.</w:t>
       </w:r>
       <w:r>
-        <w:t xml:space="preserve">, PageID.9 ¶ 48, PageID.10 ¶ 56 (defining the putative class as “owner-occupants and renters of residential properties who live within the Class Area”). Plaintiffs further allege that their claims are in common with and typical of other members in the putative class.</w:t>
+        <w:t xml:space="preserve">, PageID.9 ¶ 48, PageID.10 ¶ 56 (defining the putative class as “owner-occupants and renters of residential properties who live within the Class Area”). Plaintiffs further allege that their claims are in common with and typical of other members in the putative class.</w:t>
       </w:r>
       <w:r>
         <w:t xml:space="preserve"> </w:t>
@@ -448,7 +1238,7 @@
         <w:t xml:space="preserve"> </w:t>
       </w:r>
       <w:r>
-        <w:t xml:space="preserve">PageID.11 ¶ 59, PageID.12 ¶¶ 60–63. And even beyond the putative class, Plaintiffs allege that the “general public is also impacted” by the alleged noise “when they work, study, worship, commute, shop, or engage in recreation” in the alleged “Class Area.”</w:t>
+        <w:t xml:space="preserve">PageID.11 ¶ 59, PageID.12 ¶¶ 60–63. And even beyond the putative class, Plaintiffs allege that the “general public is also impacted” by the alleged noise “when they work, study, worship, commute, shop, or engage in recreation” in the alleged “Class Area.”</w:t>
       </w:r>
       <w:r>
         <w:t xml:space="preserve"> </w:t>
@@ -464,7 +1254,7 @@
         <w:t xml:space="preserve"> </w:t>
       </w:r>
       <w:r>
-        <w:t xml:space="preserve">PageID.17 ¶ 94;</w:t>
+        <w:t xml:space="preserve">PageID.17 ¶ 94;</w:t>
       </w:r>
       <w:r>
         <w:t xml:space="preserve"> </w:t>
@@ -480,7 +1270,7 @@
         <w:t xml:space="preserve"> </w:t>
       </w:r>
       <w:r>
-        <w:t xml:space="preserve">PageID.9 ¶ 50 (alleging that “[m]embers of the public” all “have been harmed by the excessive noise emissions from the [Facility] into public spaces”).</w:t>
+        <w:t xml:space="preserve">PageID.9 ¶ 50 (alleging that “[m]embers of the public” all “have been harmed by the excessive noise emissions from the [Facility] into public spaces”).</w:t>
       </w:r>
     </w:p>
     <w:p>
@@ -504,7 +1294,7 @@
         <w:t xml:space="preserve"> </w:t>
       </w:r>
       <w:r>
-        <w:t xml:space="preserve">PageID.18 ¶ 104, PageID.19 ¶ 107.</w:t>
+        <w:t xml:space="preserve">PageID.18 ¶ 104, PageID.19 ¶ 107.</w:t>
       </w:r>
     </w:p>
     <w:p>
@@ -525,28 +1315,59 @@
         <w:t xml:space="preserve">See generally id.</w:t>
       </w:r>
     </w:p>
-    <w:bookmarkEnd w:id="22"/>
-    <w:bookmarkStart w:id="23" w:name="legal-standard"/>
-    <w:p>
-      <w:pPr>
-        <w:pStyle w:val="Heading1"/>
-      </w:pPr>
-      <w:r>
+    <w:p>
+      <w:pPr>
+        <w:keepNext/>
+        <w:keepLines/>
+        <w:tabs>
+          <w:tab w:val="left" w:pos="720"/>
+        </w:tabs>
+        <w:spacing w:before="240" w:after="240" w:line="276" w:lineRule="exact"/>
+        <w:ind w:left="720" w:hanging="720"/>
+        <w:jc w:val="left"/>
+      </w:pPr>
+      <w:r>
+        <w:rPr>
+          <w:b/>
+          <w:bCs/>
+        </w:rPr>
         <w:t xml:space="preserve">III.</w:t>
       </w:r>
       <w:r>
+        <w:rPr>
+          <w:b/>
+          <w:bCs/>
+        </w:rPr>
         <w:tab/>
       </w:r>
       <w:r>
-        <w:t xml:space="preserve">LEGAL STANDARD</w:t>
-      </w:r>
-    </w:p>
-    <w:p>
-      <w:pPr>
-        <w:pStyle w:val="FirstParagraph"/>
-      </w:pPr>
-      <w:r>
-        <w:t xml:space="preserve">To survive a Rule 12(b)(6) motion to dismiss, a complaint must contain sufficient allegations with respect to all necessary, material elements of a viable legal theory.</w:t>
+        <w:rPr>
+          <w:b/>
+          <w:bCs/>
+        </w:rPr>
+        <w:t xml:space="preserve">LEGAL</w:t>
+      </w:r>
+      <w:r>
+        <w:rPr>
+          <w:b/>
+          <w:bCs/>
+        </w:rPr>
+        <w:t xml:space="preserve"> </w:t>
+      </w:r>
+      <w:r>
+        <w:rPr>
+          <w:b/>
+          <w:bCs/>
+        </w:rPr>
+        <w:t xml:space="preserve">STANDARD</w:t>
+      </w:r>
+    </w:p>
+    <w:p>
+      <w:pPr>
+        <w:pStyle w:val="BodyText"/>
+      </w:pPr>
+      <w:r>
+        <w:t xml:space="preserve">To survive a Rule 12(b)⁠(6) motion to dismiss, a complaint must contain sufficient allegations with respect to all necessary, material elements of a viable legal theory.</w:t>
       </w:r>
       <w:r>
         <w:t xml:space="preserve"> </w:t>
@@ -556,7 +1377,7 @@
           <w:i/>
           <w:iCs/>
         </w:rPr>
-        <w:t xml:space="preserve">Phila. Indem. Ins. Co. v. Youth Alive, Inc.</w:t>
+        <w:t xml:space="preserve">Phila. Indem. Ins. Co. v. Youth Alive, Inc.</w:t>
       </w:r>
       <w:r>
         <w:t xml:space="preserve">, 732 F.3d 645, 649 (6th Cir. 2013). A plaintiff’s obligation “to provide the ‘grounds’ of his ‘entitle[ment] to relief’ requires more than labels and conclusions, and a formulaic recitation of the elements of a cause of action will not do.”</w:t>
@@ -569,7 +1390,7 @@
           <w:i/>
           <w:iCs/>
         </w:rPr>
-        <w:t xml:space="preserve">Bell Atl. Corp. v. Twombly</w:t>
+        <w:t xml:space="preserve">Bell Atl. Corp. v. Twombly</w:t>
       </w:r>
       <w:r>
         <w:t xml:space="preserve">, 550 U.S. 544, 555 (2007) (quotation omitted). A plaintiff must allege facts that cross the line between possible and plausible: “Where a complaint pleads facts that are merely consistent with a defendant’s liability, it stops short of the line between possibility and plausibility of entitlement to relief.”</w:t>
@@ -601,48 +1422,391 @@
         <w:t xml:space="preserve">, 732 F.3d at 649 (quotation omitted). Plaintiffs’ Public Nuisance and Negligence claims fail as a matter of law, as discussed below.</w:t>
       </w:r>
     </w:p>
-    <w:bookmarkEnd w:id="23"/>
-    <w:bookmarkStart w:id="26" w:name="argument"/>
-    <w:p>
-      <w:pPr>
-        <w:pStyle w:val="Heading1"/>
-      </w:pPr>
-      <w:r>
+    <w:p>
+      <w:pPr>
+        <w:keepNext/>
+        <w:keepLines/>
+        <w:tabs>
+          <w:tab w:val="left" w:pos="720"/>
+        </w:tabs>
+        <w:spacing w:before="240" w:after="240" w:line="276" w:lineRule="exact"/>
+        <w:ind w:left="720" w:hanging="720"/>
+        <w:jc w:val="left"/>
+      </w:pPr>
+      <w:r>
+        <w:rPr>
+          <w:b/>
+          <w:bCs/>
+        </w:rPr>
         <w:t xml:space="preserve">IV.</w:t>
       </w:r>
       <w:r>
+        <w:rPr>
+          <w:b/>
+          <w:bCs/>
+        </w:rPr>
         <w:tab/>
       </w:r>
       <w:r>
+        <w:rPr>
+          <w:b/>
+          <w:bCs/>
+        </w:rPr>
         <w:t xml:space="preserve">ARGUMENT</w:t>
       </w:r>
     </w:p>
     <w:p>
       <w:pPr>
-        <w:pStyle w:val="FirstParagraph"/>
-      </w:pPr>
-      <w:r>
-        <w:t xml:space="preserve">Plaintiffs’ claims all depend on the same core allegation that Alliance’s Facility has purportedly “emitted, and continues to emit, unreasonable and excessive noise onto Plaintiffs’ property, causing property damage through nuisance and negligence.” ECF 1, PageID.1 ¶ 2. Those allegations, however, are insufficient to support claims of public nuisance or negligence under Michigan law. Plaintiffs’ public nuisance claim fails because the alleged harm underlying their claims is shared by what Plaintiffs’ claim is a vast putative class and the general public. Further, Plaintiffs’ negligence claim fails because the alleged harm of noise does not create a present physical injury to Plaintiffs’ properties. Because Plaintiffs’ Complaint lacks facts sufficient to plausibly allege claims of public nuisance or negligence, the Court should dismiss Counts II and III with prejudice.</w:t>
-      </w:r>
-    </w:p>
-    <w:bookmarkStart w:id="24" w:name="X6d556862b32c019eb2ec6767805475999c3b986"/>
-    <w:p>
-      <w:pPr>
-        <w:pStyle w:val="Heading2"/>
-      </w:pPr>
-      <w:r>
+        <w:pStyle w:val="BodyText"/>
+      </w:pPr>
+      <w:r>
+        <w:t xml:space="preserve">Plaintiffs’ claims all depend on the same core allegation that Alliance’s Facility has purportedly “emitted, and continues to emit, unreasonable and excessive noise onto Plaintiffs’ property, causing property damage through nuisance and negligence.” ECF 1, PageID.1 ¶ 2. Those allegations, however, are insufficient to support claims of public nuisance or negligence under Michigan law. Plaintiffs’ public nuisance claim fails because the alleged harm underlying their claims is shared by what Plaintiffs’ claim is a vast putative class and the general public. Further, Plaintiffs’ negligence claim fails because the alleged harm of noise does not create a present physical injury to Plaintiffs’ properties. Because Plaintiffs’ Complaint lacks facts sufficient to plausibly allege claims of public nuisance or negligence, the Court should dismiss Counts II and III with prejudice.</w:t>
+      </w:r>
+    </w:p>
+    <w:p>
+      <w:pPr>
+        <w:keepNext/>
+        <w:keepLines/>
+        <w:tabs>
+          <w:tab w:val="left" w:pos="1440"/>
+        </w:tabs>
+        <w:spacing w:before="240" w:after="240" w:line="276" w:lineRule="exact"/>
+        <w:ind w:left="1440" w:hanging="720"/>
+        <w:jc w:val="left"/>
+      </w:pPr>
+      <w:r>
+        <w:rPr>
+          <w:b/>
+          <w:bCs/>
+        </w:rPr>
         <w:t xml:space="preserve">A.</w:t>
       </w:r>
       <w:r>
+        <w:rPr>
+          <w:b/>
+          <w:bCs/>
+        </w:rPr>
         <w:tab/>
       </w:r>
       <w:r>
-        <w:t xml:space="preserve">Plaintiffs’ public nuisance claim (Count II) fails because the alleged harm is not “special” or “distinct” from the harm to the general public.</w:t>
-      </w:r>
-    </w:p>
-    <w:p>
-      <w:pPr>
-        <w:pStyle w:val="FirstParagraph"/>
+        <w:rPr>
+          <w:b/>
+          <w:bCs/>
+        </w:rPr>
+        <w:t xml:space="preserve">Plaintiffs’</w:t>
+      </w:r>
+      <w:r>
+        <w:rPr>
+          <w:b/>
+          <w:bCs/>
+        </w:rPr>
+        <w:t xml:space="preserve"> </w:t>
+      </w:r>
+      <w:r>
+        <w:rPr>
+          <w:b/>
+          <w:bCs/>
+        </w:rPr>
+        <w:t xml:space="preserve">public</w:t>
+      </w:r>
+      <w:r>
+        <w:rPr>
+          <w:b/>
+          <w:bCs/>
+        </w:rPr>
+        <w:t xml:space="preserve"> </w:t>
+      </w:r>
+      <w:r>
+        <w:rPr>
+          <w:b/>
+          <w:bCs/>
+        </w:rPr>
+        <w:t xml:space="preserve">nuisance</w:t>
+      </w:r>
+      <w:r>
+        <w:rPr>
+          <w:b/>
+          <w:bCs/>
+        </w:rPr>
+        <w:t xml:space="preserve"> </w:t>
+      </w:r>
+      <w:r>
+        <w:rPr>
+          <w:b/>
+          <w:bCs/>
+        </w:rPr>
+        <w:t xml:space="preserve">claim</w:t>
+      </w:r>
+      <w:r>
+        <w:rPr>
+          <w:b/>
+          <w:bCs/>
+        </w:rPr>
+        <w:t xml:space="preserve"> </w:t>
+      </w:r>
+      <w:r>
+        <w:rPr>
+          <w:b/>
+          <w:bCs/>
+        </w:rPr>
+        <w:t xml:space="preserve">(Count</w:t>
+      </w:r>
+      <w:r>
+        <w:rPr>
+          <w:b/>
+          <w:bCs/>
+        </w:rPr>
+        <w:t xml:space="preserve"> </w:t>
+      </w:r>
+      <w:r>
+        <w:rPr>
+          <w:b/>
+          <w:bCs/>
+        </w:rPr>
+        <w:t xml:space="preserve">II)</w:t>
+      </w:r>
+      <w:r>
+        <w:rPr>
+          <w:b/>
+          <w:bCs/>
+        </w:rPr>
+        <w:t xml:space="preserve"> </w:t>
+      </w:r>
+      <w:r>
+        <w:rPr>
+          <w:b/>
+          <w:bCs/>
+        </w:rPr>
+        <w:t xml:space="preserve">fails</w:t>
+      </w:r>
+      <w:r>
+        <w:rPr>
+          <w:b/>
+          <w:bCs/>
+        </w:rPr>
+        <w:t xml:space="preserve"> </w:t>
+      </w:r>
+      <w:r>
+        <w:rPr>
+          <w:b/>
+          <w:bCs/>
+        </w:rPr>
+        <w:t xml:space="preserve">because</w:t>
+      </w:r>
+      <w:r>
+        <w:rPr>
+          <w:b/>
+          <w:bCs/>
+        </w:rPr>
+        <w:t xml:space="preserve"> </w:t>
+      </w:r>
+      <w:r>
+        <w:rPr>
+          <w:b/>
+          <w:bCs/>
+        </w:rPr>
+        <w:t xml:space="preserve">the</w:t>
+      </w:r>
+      <w:r>
+        <w:rPr>
+          <w:b/>
+          <w:bCs/>
+        </w:rPr>
+        <w:t xml:space="preserve"> </w:t>
+      </w:r>
+      <w:r>
+        <w:rPr>
+          <w:b/>
+          <w:bCs/>
+        </w:rPr>
+        <w:t xml:space="preserve">alleged</w:t>
+      </w:r>
+      <w:r>
+        <w:rPr>
+          <w:b/>
+          <w:bCs/>
+        </w:rPr>
+        <w:t xml:space="preserve"> </w:t>
+      </w:r>
+      <w:r>
+        <w:rPr>
+          <w:b/>
+          <w:bCs/>
+        </w:rPr>
+        <w:t xml:space="preserve">harm</w:t>
+      </w:r>
+      <w:r>
+        <w:rPr>
+          <w:b/>
+          <w:bCs/>
+        </w:rPr>
+        <w:t xml:space="preserve"> </w:t>
+      </w:r>
+      <w:r>
+        <w:rPr>
+          <w:b/>
+          <w:bCs/>
+        </w:rPr>
+        <w:t xml:space="preserve">is</w:t>
+      </w:r>
+      <w:r>
+        <w:rPr>
+          <w:b/>
+          <w:bCs/>
+        </w:rPr>
+        <w:t xml:space="preserve"> </w:t>
+      </w:r>
+      <w:r>
+        <w:rPr>
+          <w:b/>
+          <w:bCs/>
+        </w:rPr>
+        <w:t xml:space="preserve">not</w:t>
+      </w:r>
+      <w:r>
+        <w:rPr>
+          <w:b/>
+          <w:bCs/>
+        </w:rPr>
+        <w:t xml:space="preserve"> </w:t>
+      </w:r>
+      <w:r>
+        <w:rPr>
+          <w:b/>
+          <w:bCs/>
+        </w:rPr>
+        <w:t xml:space="preserve">“special”</w:t>
+      </w:r>
+      <w:r>
+        <w:rPr>
+          <w:b/>
+          <w:bCs/>
+        </w:rPr>
+        <w:t xml:space="preserve"> </w:t>
+      </w:r>
+      <w:r>
+        <w:rPr>
+          <w:b/>
+          <w:bCs/>
+        </w:rPr>
+        <w:t xml:space="preserve">or</w:t>
+      </w:r>
+      <w:r>
+        <w:rPr>
+          <w:b/>
+          <w:bCs/>
+        </w:rPr>
+        <w:t xml:space="preserve"> </w:t>
+      </w:r>
+      <w:r>
+        <w:rPr>
+          <w:b/>
+          <w:bCs/>
+        </w:rPr>
+        <w:t xml:space="preserve">“distinct”</w:t>
+      </w:r>
+      <w:r>
+        <w:rPr>
+          <w:b/>
+          <w:bCs/>
+        </w:rPr>
+        <w:t xml:space="preserve"> </w:t>
+      </w:r>
+      <w:r>
+        <w:rPr>
+          <w:b/>
+          <w:bCs/>
+        </w:rPr>
+        <w:t xml:space="preserve">from</w:t>
+      </w:r>
+      <w:r>
+        <w:rPr>
+          <w:b/>
+          <w:bCs/>
+        </w:rPr>
+        <w:t xml:space="preserve"> </w:t>
+      </w:r>
+      <w:r>
+        <w:rPr>
+          <w:b/>
+          <w:bCs/>
+        </w:rPr>
+        <w:t xml:space="preserve">the</w:t>
+      </w:r>
+      <w:r>
+        <w:rPr>
+          <w:b/>
+          <w:bCs/>
+        </w:rPr>
+        <w:t xml:space="preserve"> </w:t>
+      </w:r>
+      <w:r>
+        <w:rPr>
+          <w:b/>
+          <w:bCs/>
+        </w:rPr>
+        <w:t xml:space="preserve">harm</w:t>
+      </w:r>
+      <w:r>
+        <w:rPr>
+          <w:b/>
+          <w:bCs/>
+        </w:rPr>
+        <w:t xml:space="preserve"> </w:t>
+      </w:r>
+      <w:r>
+        <w:rPr>
+          <w:b/>
+          <w:bCs/>
+        </w:rPr>
+        <w:t xml:space="preserve">to</w:t>
+      </w:r>
+      <w:r>
+        <w:rPr>
+          <w:b/>
+          <w:bCs/>
+        </w:rPr>
+        <w:t xml:space="preserve"> </w:t>
+      </w:r>
+      <w:r>
+        <w:rPr>
+          <w:b/>
+          <w:bCs/>
+        </w:rPr>
+        <w:t xml:space="preserve">the</w:t>
+      </w:r>
+      <w:r>
+        <w:rPr>
+          <w:b/>
+          <w:bCs/>
+        </w:rPr>
+        <w:t xml:space="preserve"> </w:t>
+      </w:r>
+      <w:r>
+        <w:rPr>
+          <w:b/>
+          <w:bCs/>
+        </w:rPr>
+        <w:t xml:space="preserve">general</w:t>
+      </w:r>
+      <w:r>
+        <w:rPr>
+          <w:b/>
+          <w:bCs/>
+        </w:rPr>
+        <w:t xml:space="preserve"> </w:t>
+      </w:r>
+      <w:r>
+        <w:rPr>
+          <w:b/>
+          <w:bCs/>
+        </w:rPr>
+        <w:t xml:space="preserve">public.</w:t>
+      </w:r>
+    </w:p>
+    <w:p>
+      <w:pPr>
+        <w:pStyle w:val="BodyText"/>
       </w:pPr>
       <w:r>
         <w:t xml:space="preserve">The Court should dismiss Plaintiffs’ public nuisance claim because it is deficient as a matter of law. Plaintiffs’ allegations fail to plausibly establish they have suffered the kind of “special” and “distinct” harm necessary to grant them standing to pursue a public nuisance claim. Indeed, the Complaint itself states that the purported class members and the general public suffered from the exact same harm that Plaintiffs claim are typical of the general public—i.e., the alleged harmful noises emitted by the Facility.</w:t>
@@ -679,7 +1843,13 @@
         <w:t xml:space="preserve">LeMons v. Home Depot USA, Inc.</w:t>
       </w:r>
       <w:r>
-        <w:t xml:space="preserve">, No. 19-CV-10504, 2020 WL 2104694, at *5 (E.D. Mich. May 1, 2020). For example, Michigan recognizes several categories of harm that may constitute a public nuisance, including actions “that ‘harm the public health,’ ‘create an interference in the use of a way of travel,’ or ‘prevent the public from the peaceful use of their land and the public streets.’”</w:t>
+        <w:t xml:space="preserve">, No. 19-CV</w:t>
+      </w:r>
+      <w:r>
+        <w:noBreakHyphen/>
+      </w:r>
+      <w:r>
+        <w:t xml:space="preserve">10504, 2020 WL 2104694, at *5 (E.D. Mich. May 1, 2020). For example, Michigan recognizes several categories of harm that may constitute a public nuisance, including actions “that ‘harm the public health,’ ‘create an interference in the use of a way of travel,’ or ‘prevent the public from the peaceful use of their land and the public streets.’”</w:t>
       </w:r>
       <w:r>
         <w:t xml:space="preserve"> </w:t>
@@ -757,7 +1927,7 @@
         <w:t xml:space="preserve">Holland v. State Farm Mut. Auto. Ins. Co</w:t>
       </w:r>
       <w:r>
-        <w:t xml:space="preserve">, No. 322438, 2015 WL 5311590, at *9 (Mich. Ct. App. Sept. 10, 2015) (affirming summary disposition of plaintiff’s public nuisance claim because, without any “harm that is different from the type of harm that the general public would have suffered,” he “[did] not have standing to raise a public nuisance action against defendant”).</w:t>
+        <w:t xml:space="preserve">, No. 322438, 2015 WL 5311590, at *9 (Mich. Ct. App. Sept. 10, 2015) (affirming summary disposition of plaintiff’s public nuisance claim because, without any “harm that is different from the type of harm that the general public would have suffered,” he “[did] not have standing to raise a public nuisance action against defendant”).</w:t>
       </w:r>
     </w:p>
     <w:p>
@@ -765,7 +1935,7 @@
         <w:pStyle w:val="BodyText"/>
       </w:pPr>
       <w:r>
-        <w:t xml:space="preserve">Here, Plaintiffs do not allege facts establishing any special or distinct harm different from the community at large. To the contrary, Plaintiffs specifically allege that their claims are “common” with and “typical” of an expansive class of residents within a mile of the Facility. ECF 1, PageID 11 ¶ 59, PageID 12 ¶¶ 60–63. And even beyond the putative class members, Plaintiffs’ allegations make clear that the general public is being similarly harmed by the alleged nuisance.</w:t>
+        <w:t xml:space="preserve">Here, Plaintiffs do not allege facts establishing any special or distinct harm different from the community at large. To the contrary, Plaintiffs specifically allege that their claims are “common” with and “typical” of an expansive class of residents within a mile of the Facility. ECF 1, PageID 11 ¶ 59, PageID 12 ¶¶ 60–63. And even beyond the putative class members, Plaintiffs’ allegations make clear that the general public is being similarly harmed by the alleged nuisance.</w:t>
       </w:r>
       <w:r>
         <w:t xml:space="preserve"> </w:t>
@@ -781,7 +1951,7 @@
         <w:t xml:space="preserve"> </w:t>
       </w:r>
       <w:r>
-        <w:t xml:space="preserve">PageID.9 ¶ 50 (alleging that “[m]embers of the public” all “have been harmed by the excessive noise emissions from the [Facility] into public spaces”). Although Plaintiffs make the conclusory allegation that members of the public residing outside the Class Area “have not suffered damages in the form of diminished property values and/or loss of use and enjoyment of their property,”</w:t>
+        <w:t xml:space="preserve">PageID.9 ¶ 50 (alleging that “[m]embers of the public” all “have been harmed by the excessive noise emissions from the [Facility] into public spaces”). Although Plaintiffs make the conclusory allegation that members of the public residing outside the Class Area “have not suffered damages in the form of diminished property values and/​or loss of use and enjoyment of their property,”</w:t>
       </w:r>
       <w:r>
         <w:t xml:space="preserve"> </w:t>
@@ -810,7 +1980,7 @@
         <w:t xml:space="preserve"> </w:t>
       </w:r>
       <w:r>
-        <w:t xml:space="preserve">PageID.14 ¶ 75 (alleging that excessive noise “substantially and unreasonably interferes with Plaintiffs’ and Class’s enjoyment of life and ability to use and enjoy their properties”),</w:t>
+        <w:t xml:space="preserve">PageID.14 ¶ 75 (alleging that excessive noise “substantially and unreasonably interferes with Plaintiffs’ and Class’s enjoyment of life and ability to use and enjoy their properties”),</w:t>
       </w:r>
       <w:r>
         <w:t xml:space="preserve"> </w:t>
@@ -826,7 +1996,7 @@
         <w:t xml:space="preserve"> </w:t>
       </w:r>
       <w:r>
-        <w:t xml:space="preserve">PageID.9 ¶ 50 (alleging “[m]embers of the public . . . have been harmed by the excessive noise emissions from the [Facility] into public spaces”). This is precisely the kind of redundant public nuisance allegation this Court has previously dismissed as deficient under Michigan law.</w:t>
+        <w:t xml:space="preserve">PageID.9 ¶ 50 (alleging “[m]embers of the public . . . have been harmed by the excessive noise emissions from the [Facility] into public spaces”). This is precisely the kind of redundant public nuisance allegation this Court has previously dismissed as deficient under Michigan law.</w:t>
       </w:r>
       <w:r>
         <w:t xml:space="preserve"> </w:t>
@@ -839,7 +2009,13 @@
         <w:t xml:space="preserve">See Crawford-Johnson v. Graphic Packaging Int’l, LLC</w:t>
       </w:r>
       <w:r>
-        <w:t xml:space="preserve">, No. 1:20-CV-842, 2023 WL 10424693, at *4 (W.D. Mich. July 7, 2023) (dismissing near-identical odor nuisance claims because the alleged “continued interference with [plaintiffs’] use and enjoyment of their property, deprivation of the full value of their property, and decreased property values” were not “special and distinct as required for a public nuisance claim” when the public was also alleged to be generally harmed by the odors).</w:t>
+        <w:t xml:space="preserve">, No. 1:20-CV</w:t>
+      </w:r>
+      <w:r>
+        <w:noBreakHyphen/>
+      </w:r>
+      <w:r>
+        <w:t xml:space="preserve">842, 2023 WL 10424693, at *4 (W.D. Mich. July 7, 2023) (dismissing near-identical odor nuisance claims because the alleged “continued interference with [plaintiffs’] use and enjoyment of their property, deprivation of the full value of their property, and decreased property values” were not “special and distinct as required for a public nuisance claim” when the public was also alleged to be generally harmed by the odors).</w:t>
       </w:r>
     </w:p>
     <w:p>
@@ -847,7 +2023,7 @@
         <w:pStyle w:val="BodyText"/>
       </w:pPr>
       <w:r>
-        <w:t xml:space="preserve">Because Plaintiffs have not alleged special damages resulting from the purported nuisance, Plaintiffs have wholly “fail[ed] to distinguish themselves in this regard from . . . the complaints . . . that any member of the community might assert.”</w:t>
+        <w:t xml:space="preserve">Because Plaintiffs have not alleged special damages resulting from the purported nuisance, Plaintiffs have wholly “fail[ed] to distinguish themselves in this regard from . . . the complaints . . . that any member of the community might assert.”</w:t>
       </w:r>
       <w:r>
         <w:t xml:space="preserve"> </w:t>
@@ -876,28 +2052,255 @@
         <w:t xml:space="preserve">, 460 N.W.2d at 598.</w:t>
       </w:r>
     </w:p>
-    <w:bookmarkEnd w:id="24"/>
-    <w:bookmarkStart w:id="25" w:name="Xd1768f402e015fe05e1326bd7bd420376bd5dd2"/>
-    <w:p>
-      <w:pPr>
-        <w:pStyle w:val="Heading2"/>
-      </w:pPr>
-      <w:r>
+    <w:p>
+      <w:pPr>
+        <w:keepNext/>
+        <w:keepLines/>
+        <w:tabs>
+          <w:tab w:val="left" w:pos="1440"/>
+        </w:tabs>
+        <w:spacing w:before="240" w:after="240" w:line="276" w:lineRule="exact"/>
+        <w:ind w:left="1440" w:hanging="720"/>
+        <w:jc w:val="left"/>
+      </w:pPr>
+      <w:r>
+        <w:rPr>
+          <w:b/>
+          <w:bCs/>
+        </w:rPr>
         <w:t xml:space="preserve">B.</w:t>
       </w:r>
       <w:r>
+        <w:rPr>
+          <w:b/>
+          <w:bCs/>
+        </w:rPr>
         <w:tab/>
       </w:r>
       <w:r>
-        <w:t xml:space="preserve">Plaintiffs’ negligence claim (Count III) fails because they lack any “present physical injury” to their properties.</w:t>
-      </w:r>
-    </w:p>
-    <w:p>
-      <w:pPr>
-        <w:pStyle w:val="FirstParagraph"/>
-      </w:pPr>
-      <w:r>
-        <w:t xml:space="preserve">Plaintiffs claim that, due to purported negligent operations of the Facility, Alliance is liable to them and the putative class for “property damages in the form of loss of use and enjoyment and the diminution of property values.” ECF 1, PageID.19 ¶ 107–08. But the financial injuries Plaintiffs allege in their Complaint fall short of the kind of physical injury Michigan law requires to sustain a claim of negligence.</w:t>
+        <w:rPr>
+          <w:b/>
+          <w:bCs/>
+        </w:rPr>
+        <w:t xml:space="preserve">Plaintiffs’</w:t>
+      </w:r>
+      <w:r>
+        <w:rPr>
+          <w:b/>
+          <w:bCs/>
+        </w:rPr>
+        <w:t xml:space="preserve"> </w:t>
+      </w:r>
+      <w:r>
+        <w:rPr>
+          <w:b/>
+          <w:bCs/>
+        </w:rPr>
+        <w:t xml:space="preserve">negligence</w:t>
+      </w:r>
+      <w:r>
+        <w:rPr>
+          <w:b/>
+          <w:bCs/>
+        </w:rPr>
+        <w:t xml:space="preserve"> </w:t>
+      </w:r>
+      <w:r>
+        <w:rPr>
+          <w:b/>
+          <w:bCs/>
+        </w:rPr>
+        <w:t xml:space="preserve">claim</w:t>
+      </w:r>
+      <w:r>
+        <w:rPr>
+          <w:b/>
+          <w:bCs/>
+        </w:rPr>
+        <w:t xml:space="preserve"> </w:t>
+      </w:r>
+      <w:r>
+        <w:rPr>
+          <w:b/>
+          <w:bCs/>
+        </w:rPr>
+        <w:t xml:space="preserve">(Count</w:t>
+      </w:r>
+      <w:r>
+        <w:rPr>
+          <w:b/>
+          <w:bCs/>
+        </w:rPr>
+        <w:t xml:space="preserve"> </w:t>
+      </w:r>
+      <w:r>
+        <w:rPr>
+          <w:b/>
+          <w:bCs/>
+        </w:rPr>
+        <w:t xml:space="preserve">III)</w:t>
+      </w:r>
+      <w:r>
+        <w:rPr>
+          <w:b/>
+          <w:bCs/>
+        </w:rPr>
+        <w:t xml:space="preserve"> </w:t>
+      </w:r>
+      <w:r>
+        <w:rPr>
+          <w:b/>
+          <w:bCs/>
+        </w:rPr>
+        <w:t xml:space="preserve">fails</w:t>
+      </w:r>
+      <w:r>
+        <w:rPr>
+          <w:b/>
+          <w:bCs/>
+        </w:rPr>
+        <w:t xml:space="preserve"> </w:t>
+      </w:r>
+      <w:r>
+        <w:rPr>
+          <w:b/>
+          <w:bCs/>
+        </w:rPr>
+        <w:t xml:space="preserve">because</w:t>
+      </w:r>
+      <w:r>
+        <w:rPr>
+          <w:b/>
+          <w:bCs/>
+        </w:rPr>
+        <w:t xml:space="preserve"> </w:t>
+      </w:r>
+      <w:r>
+        <w:rPr>
+          <w:b/>
+          <w:bCs/>
+        </w:rPr>
+        <w:t xml:space="preserve">they</w:t>
+      </w:r>
+      <w:r>
+        <w:rPr>
+          <w:b/>
+          <w:bCs/>
+        </w:rPr>
+        <w:t xml:space="preserve"> </w:t>
+      </w:r>
+      <w:r>
+        <w:rPr>
+          <w:b/>
+          <w:bCs/>
+        </w:rPr>
+        <w:t xml:space="preserve">lack</w:t>
+      </w:r>
+      <w:r>
+        <w:rPr>
+          <w:b/>
+          <w:bCs/>
+        </w:rPr>
+        <w:t xml:space="preserve"> </w:t>
+      </w:r>
+      <w:r>
+        <w:rPr>
+          <w:b/>
+          <w:bCs/>
+        </w:rPr>
+        <w:t xml:space="preserve">any</w:t>
+      </w:r>
+      <w:r>
+        <w:rPr>
+          <w:b/>
+          <w:bCs/>
+        </w:rPr>
+        <w:t xml:space="preserve"> </w:t>
+      </w:r>
+      <w:r>
+        <w:rPr>
+          <w:b/>
+          <w:bCs/>
+        </w:rPr>
+        <w:t xml:space="preserve">“present</w:t>
+      </w:r>
+      <w:r>
+        <w:rPr>
+          <w:b/>
+          <w:bCs/>
+        </w:rPr>
+        <w:t xml:space="preserve"> </w:t>
+      </w:r>
+      <w:r>
+        <w:rPr>
+          <w:b/>
+          <w:bCs/>
+        </w:rPr>
+        <w:t xml:space="preserve">physical</w:t>
+      </w:r>
+      <w:r>
+        <w:rPr>
+          <w:b/>
+          <w:bCs/>
+        </w:rPr>
+        <w:t xml:space="preserve"> </w:t>
+      </w:r>
+      <w:r>
+        <w:rPr>
+          <w:b/>
+          <w:bCs/>
+        </w:rPr>
+        <w:t xml:space="preserve">injury”</w:t>
+      </w:r>
+      <w:r>
+        <w:rPr>
+          <w:b/>
+          <w:bCs/>
+        </w:rPr>
+        <w:t xml:space="preserve"> </w:t>
+      </w:r>
+      <w:r>
+        <w:rPr>
+          <w:b/>
+          <w:bCs/>
+        </w:rPr>
+        <w:t xml:space="preserve">to</w:t>
+      </w:r>
+      <w:r>
+        <w:rPr>
+          <w:b/>
+          <w:bCs/>
+        </w:rPr>
+        <w:t xml:space="preserve"> </w:t>
+      </w:r>
+      <w:r>
+        <w:rPr>
+          <w:b/>
+          <w:bCs/>
+        </w:rPr>
+        <w:t xml:space="preserve">their</w:t>
+      </w:r>
+      <w:r>
+        <w:rPr>
+          <w:b/>
+          <w:bCs/>
+        </w:rPr>
+        <w:t xml:space="preserve"> </w:t>
+      </w:r>
+      <w:r>
+        <w:rPr>
+          <w:b/>
+          <w:bCs/>
+        </w:rPr>
+        <w:t xml:space="preserve">properties.</w:t>
+      </w:r>
+    </w:p>
+    <w:p>
+      <w:pPr>
+        <w:pStyle w:val="BodyText"/>
+      </w:pPr>
+      <w:r>
+        <w:t xml:space="preserve">Plaintiffs claim that, due to purported negligent operations of the Facility, Alliance is liable to them and the putative class for “property damages in the form of loss of use and enjoyment and the diminution of property values.” ECF 1, PageID.19 ¶ 107–08. But the financial injuries Plaintiffs allege in their Complaint fall short of the kind of physical injury Michigan law requires to sustain a claim of negligence.</w:t>
       </w:r>
     </w:p>
     <w:p>
@@ -957,7 +2360,7 @@
         <w:t xml:space="preserve">Morley v. Mich. Sugar Co.</w:t>
       </w:r>
       <w:r>
-        <w:t xml:space="preserve">, No. 354085, 2021 WL 5405867, at *6 (Mich. Ct. App. Nov. 18, 2021). “A financial ‘injury,’” such as loss of property value, “is simply not a present physical injury, and thus not cognizable under” a negligence theory.</w:t>
+        <w:t xml:space="preserve">, No. 354085, 2021 WL 5405867, at *6 (Mich. Ct. App. Nov. 18, 2021). “A financial ‘injury,’” such as loss of property value, “is simply not a present physical injury, and thus not cognizable under” a negligence theory.</w:t>
       </w:r>
       <w:r>
         <w:t xml:space="preserve"> </w:t>
@@ -1072,7 +2475,7 @@
           <w:i/>
           <w:iCs/>
         </w:rPr>
-        <w:t xml:space="preserve">cf. Wilson v. Interlake Steel Co.</w:t>
+        <w:t xml:space="preserve">cf. Wilson v. Interlake Steel Co.</w:t>
       </w:r>
       <w:r>
         <w:t xml:space="preserve">, 649 P.2d 922, 924 (Cal. 1982) (holding plaintiff failed to meet the physical injury requirement on their trespass claim because noise, while causing “discomfort and annoyance” does not cause any physical damage to the property).</w:t>
@@ -1086,249 +2489,453 @@
         <w:t xml:space="preserve">Because Plaintiffs do not plausibly allege present physical injuries to their properties in addition to their purported financial harms, the Court should dismiss Plaintiffs’ negligence claims, with prejudice.</w:t>
       </w:r>
     </w:p>
-    <w:bookmarkEnd w:id="25"/>
-    <w:bookmarkEnd w:id="26"/>
-    <w:bookmarkStart w:id="27" w:name="conclusion"/>
-    <w:p>
-      <w:pPr>
-        <w:pStyle w:val="Heading1"/>
-      </w:pPr>
-      <w:r>
+    <w:p>
+      <w:pPr>
+        <w:keepNext/>
+        <w:keepLines/>
+        <w:tabs>
+          <w:tab w:val="left" w:pos="720"/>
+        </w:tabs>
+        <w:spacing w:before="240" w:after="240" w:line="276" w:lineRule="exact"/>
+        <w:ind w:left="720" w:hanging="720"/>
+        <w:jc w:val="left"/>
+      </w:pPr>
+      <w:r>
+        <w:rPr>
+          <w:b/>
+          <w:bCs/>
+        </w:rPr>
         <w:t xml:space="preserve">V.</w:t>
       </w:r>
       <w:r>
+        <w:rPr>
+          <w:b/>
+          <w:bCs/>
+        </w:rPr>
         <w:tab/>
       </w:r>
       <w:r>
+        <w:rPr>
+          <w:b/>
+          <w:bCs/>
+        </w:rPr>
         <w:t xml:space="preserve">CONCLUSION</w:t>
       </w:r>
     </w:p>
     <w:p>
       <w:pPr>
-        <w:pStyle w:val="FirstParagraph"/>
+        <w:pStyle w:val="BodyTextKeep"/>
       </w:pPr>
       <w:r>
         <w:t xml:space="preserve">For the foregoing reasons, Defendant Alliance Cloud Services requests that the Court dismiss Counts II and III of Plaintiffs’ Complaint, with prejudice, and grant Defendant such further and other relief as may be just under the circumstances.</w:t>
       </w:r>
     </w:p>
-    <w:tbl>
-      <w:tblPr>
-        <w:tblW w:w="9360" w:type="dxa"/>
-        <w:tblBorders>
-          <w:top w:val="nil"/>
-          <w:left w:val="nil"/>
-          <w:bottom w:val="nil"/>
-          <w:right w:val="nil"/>
-          <w:insideH w:val="nil"/>
-          <w:insideV w:val="nil"/>
-        </w:tblBorders>
-        <w:tblLayout w:type="fixed"/>
-        <w:tblCellMar>
-          <w:left w:w="0" w:type="dxa"/>
-          <w:right w:w="0" w:type="dxa"/>
-        </w:tblCellMar>
-      </w:tblPr>
-      <w:tblGrid>
-        <w:gridCol w:w="3744"/>
-        <w:gridCol w:w="5616"/>
-      </w:tblGrid>
-      <w:tr>
-        <w:trPr>
-          <w:cantSplit/>
-        </w:trPr>
-        <w:tc>
-          <w:tcPr>
-            <w:tcW w:w="3744" w:type="dxa"/>
-          </w:tcPr>
-          <w:p>
-            <w:pPr>
-              <w:pStyle w:val="Single"/>
-              <w:keepNext/>
-            </w:pPr>
-            <w:r>
-              <w:t xml:space="preserve">Dated: July 24, 2026</w:t>
-            </w:r>
-          </w:p>
-        </w:tc>
-        <w:tc>
-          <w:tcPr>
-            <w:tcW w:w="5616" w:type="dxa"/>
-          </w:tcPr>
-          <w:p>
-            <w:pPr>
-              <w:pStyle w:val="Single"/>
-              <w:keepNext/>
-              <w:ind w:left="288" w:firstLine="0"/>
-            </w:pPr>
-            <w:r>
-              <w:t xml:space="preserve">BARNES &amp; THORNBURG LLP</w:t>
-            </w:r>
-          </w:p>
-          <w:p>
-            <w:pPr>
-              <w:pStyle w:val="Single"/>
-              <w:spacing w:before="0" w:after="0" w:line="240" w:lineRule="exact"/>
-            </w:pPr>
-          </w:p>
-          <w:p>
-            <w:pPr>
-              <w:pStyle w:val="Single"/>
-              <w:keepNext/>
-              <w:ind w:left="288" w:firstLine="0"/>
-            </w:pPr>
-            <w:r>
-              <w:t xml:space="preserve">/s/ Charles M. Denton (P33269)</w:t>
-            </w:r>
-          </w:p>
-          <w:p>
-            <w:pPr>
-              <w:pStyle w:val="Single"/>
-              <w:keepNext/>
-              <w:ind w:left="288" w:firstLine="0"/>
-            </w:pPr>
-            <w:r>
-              <w:t xml:space="preserve">Scott R. Murphy (P68015)</w:t>
-            </w:r>
-          </w:p>
-          <w:p>
-            <w:pPr>
-              <w:pStyle w:val="Single"/>
-              <w:keepNext/>
-              <w:ind w:left="288" w:firstLine="0"/>
-            </w:pPr>
-            <w:r>
-              <w:t xml:space="preserve">Scott M. Watson (P70185)</w:t>
-            </w:r>
-          </w:p>
-          <w:p>
-            <w:pPr>
-              <w:pStyle w:val="Single"/>
-              <w:keepNext/>
-              <w:ind w:left="288" w:firstLine="0"/>
-            </w:pPr>
-            <w:r>
-              <w:t xml:space="preserve">171 Monroe Avenue, NW, Suite 1000</w:t>
-            </w:r>
-          </w:p>
-          <w:p>
-            <w:pPr>
-              <w:pStyle w:val="Single"/>
-              <w:keepNext/>
-              <w:ind w:left="288" w:firstLine="0"/>
-            </w:pPr>
-            <w:r>
-              <w:t xml:space="preserve">Grand Rapids, MI 49503</w:t>
-            </w:r>
-          </w:p>
-          <w:p>
-            <w:pPr>
-              <w:pStyle w:val="Single"/>
-              <w:keepNext/>
-              <w:ind w:left="288" w:firstLine="0"/>
-            </w:pPr>
-            <w:r>
-              <w:t xml:space="preserve">(616) 742-3930</w:t>
-            </w:r>
-          </w:p>
-          <w:p>
-            <w:pPr>
-              <w:pStyle w:val="Single"/>
-              <w:keepNext/>
-              <w:ind w:left="288" w:firstLine="0"/>
-            </w:pPr>
-            <w:r>
-              <w:t xml:space="preserve">cdenton@btlaw.com</w:t>
-            </w:r>
-          </w:p>
-          <w:p>
-            <w:pPr>
-              <w:pStyle w:val="Single"/>
-              <w:keepNext/>
-              <w:ind w:left="288" w:firstLine="0"/>
-            </w:pPr>
-            <w:r>
-              <w:t xml:space="preserve">smurphy@btlaw.com</w:t>
-            </w:r>
-          </w:p>
-          <w:p>
-            <w:pPr>
-              <w:pStyle w:val="Single"/>
-              <w:keepNext/>
-              <w:ind w:left="288" w:firstLine="0"/>
-            </w:pPr>
-            <w:r>
-              <w:t xml:space="preserve">swatson@btlaw.com</w:t>
-            </w:r>
-          </w:p>
-          <w:p>
-            <w:pPr>
-              <w:pStyle w:val="Single"/>
-              <w:keepNext/>
-              <w:ind w:left="288" w:firstLine="0"/>
-            </w:pPr>
-            <w:r>
-              <w:t xml:space="preserve">Sarah E. Brown</w:t>
-            </w:r>
-          </w:p>
-          <w:p>
-            <w:pPr>
-              <w:pStyle w:val="Single"/>
-              <w:keepNext/>
-              <w:ind w:left="288" w:firstLine="0"/>
-            </w:pPr>
-            <w:r>
-              <w:t xml:space="preserve">201 S. Main St., Suite 400</w:t>
-            </w:r>
-          </w:p>
-          <w:p>
-            <w:pPr>
-              <w:pStyle w:val="Single"/>
-              <w:keepNext/>
-              <w:ind w:left="288" w:firstLine="0"/>
-            </w:pPr>
-            <w:r>
-              <w:t xml:space="preserve">South Bend, IN 46601</w:t>
-            </w:r>
-          </w:p>
-          <w:p>
-            <w:pPr>
-              <w:pStyle w:val="Single"/>
-              <w:keepNext/>
-              <w:ind w:left="288" w:firstLine="0"/>
-            </w:pPr>
-            <w:r>
-              <w:t xml:space="preserve">(574) 233-1171</w:t>
-            </w:r>
-          </w:p>
-          <w:p>
-            <w:pPr>
-              <w:pStyle w:val="Single"/>
-              <w:keepNext/>
-              <w:ind w:left="288" w:firstLine="0"/>
-            </w:pPr>
-            <w:r>
-              <w:t xml:space="preserve">sarah.brown@btlaw.com</w:t>
-            </w:r>
-          </w:p>
-          <w:p>
-            <w:pPr>
-              <w:pStyle w:val="Single"/>
-              <w:ind w:left="288" w:firstLine="0"/>
-            </w:pPr>
-            <w:r>
-              <w:t xml:space="preserve">Attorneys for Defendant Alliance Cloud Services, LLC</w:t>
-            </w:r>
-          </w:p>
-        </w:tc>
-      </w:tr>
-    </w:tbl>
-    <w:bookmarkEnd w:id="27"/>
+    <w:p>
+      <w:pPr>
+        <w:keepNext/>
+        <w:keepLines/>
+        <w:tabs>
+          <w:tab w:val="left" w:pos="4032"/>
+        </w:tabs>
+        <w:spacing w:before="480" w:after="0" w:line="276" w:lineRule="exact"/>
+        <w:ind w:left="4032" w:hanging="4032"/>
+        <w:jc w:val="left"/>
+      </w:pPr>
+      <w:r>
+        <w:t xml:space="preserve">Dated: July 24, 2026</w:t>
+      </w:r>
+      <w:r>
+        <w:tab/>
+      </w:r>
+      <w:r>
+        <w:t xml:space="preserve">BARNES</w:t>
+      </w:r>
+      <w:r>
+        <w:t xml:space="preserve"> </w:t>
+      </w:r>
+      <w:r>
+        <w:t xml:space="preserve">&amp;</w:t>
+      </w:r>
+      <w:r>
+        <w:t xml:space="preserve"> </w:t>
+      </w:r>
+      <w:r>
+        <w:t xml:space="preserve">THORNBURG</w:t>
+      </w:r>
+      <w:r>
+        <w:t xml:space="preserve"> </w:t>
+      </w:r>
+      <w:r>
+        <w:t xml:space="preserve">LLP</w:t>
+      </w:r>
+    </w:p>
+    <w:p>
+      <w:pPr>
+        <w:keepNext/>
+        <w:keepLines/>
+        <w:spacing w:before="240" w:after="0" w:line="276" w:lineRule="exact"/>
+        <w:ind w:left="4032" w:firstLine="0"/>
+        <w:jc w:val="left"/>
+      </w:pPr>
+      <w:r>
+        <w:t xml:space="preserve">/s/ Charles M. Denton (P33269)</w:t>
+      </w:r>
+    </w:p>
+    <w:p>
+      <w:pPr>
+        <w:keepNext/>
+        <w:keepLines/>
+        <w:spacing w:before="0" w:after="0" w:line="276" w:lineRule="exact"/>
+        <w:ind w:left="4032" w:firstLine="0"/>
+        <w:jc w:val="left"/>
+      </w:pPr>
+      <w:r>
+        <w:t xml:space="preserve">Scott</w:t>
+      </w:r>
+      <w:r>
+        <w:t xml:space="preserve"> </w:t>
+      </w:r>
+      <w:r>
+        <w:t xml:space="preserve">R.</w:t>
+      </w:r>
+      <w:r>
+        <w:t xml:space="preserve"> </w:t>
+      </w:r>
+      <w:r>
+        <w:t xml:space="preserve">Murphy</w:t>
+      </w:r>
+      <w:r>
+        <w:t xml:space="preserve"> </w:t>
+      </w:r>
+      <w:r>
+        <w:t xml:space="preserve">(P68015)</w:t>
+      </w:r>
+    </w:p>
+    <w:p>
+      <w:pPr>
+        <w:keepNext/>
+        <w:keepLines/>
+        <w:spacing w:before="0" w:after="0" w:line="276" w:lineRule="exact"/>
+        <w:ind w:left="4032" w:firstLine="0"/>
+        <w:jc w:val="left"/>
+      </w:pPr>
+      <w:r>
+        <w:t xml:space="preserve">Scott</w:t>
+      </w:r>
+      <w:r>
+        <w:t xml:space="preserve"> </w:t>
+      </w:r>
+      <w:r>
+        <w:t xml:space="preserve">M.</w:t>
+      </w:r>
+      <w:r>
+        <w:t xml:space="preserve"> </w:t>
+      </w:r>
+      <w:r>
+        <w:t xml:space="preserve">Watson</w:t>
+      </w:r>
+      <w:r>
+        <w:t xml:space="preserve"> </w:t>
+      </w:r>
+      <w:r>
+        <w:t xml:space="preserve">(P70185)</w:t>
+      </w:r>
+    </w:p>
+    <w:p>
+      <w:pPr>
+        <w:keepNext/>
+        <w:keepLines/>
+        <w:spacing w:before="0" w:after="0" w:line="276" w:lineRule="exact"/>
+        <w:ind w:left="4032" w:firstLine="0"/>
+        <w:jc w:val="left"/>
+      </w:pPr>
+      <w:r>
+        <w:t xml:space="preserve">171</w:t>
+      </w:r>
+      <w:r>
+        <w:t xml:space="preserve"> </w:t>
+      </w:r>
+      <w:r>
+        <w:t xml:space="preserve">Monroe</w:t>
+      </w:r>
+      <w:r>
+        <w:t xml:space="preserve"> </w:t>
+      </w:r>
+      <w:r>
+        <w:t xml:space="preserve">Avenue,</w:t>
+      </w:r>
+      <w:r>
+        <w:t xml:space="preserve"> </w:t>
+      </w:r>
+      <w:r>
+        <w:t xml:space="preserve">NW,</w:t>
+      </w:r>
+      <w:r>
+        <w:t xml:space="preserve"> </w:t>
+      </w:r>
+      <w:r>
+        <w:t xml:space="preserve">Suite</w:t>
+      </w:r>
+      <w:r>
+        <w:t xml:space="preserve"> </w:t>
+      </w:r>
+      <w:r>
+        <w:t xml:space="preserve">1000</w:t>
+      </w:r>
+    </w:p>
+    <w:p>
+      <w:pPr>
+        <w:keepNext/>
+        <w:keepLines/>
+        <w:spacing w:before="0" w:after="0" w:line="276" w:lineRule="exact"/>
+        <w:ind w:left="4032" w:firstLine="0"/>
+        <w:jc w:val="left"/>
+      </w:pPr>
+      <w:r>
+        <w:t xml:space="preserve">Grand</w:t>
+      </w:r>
+      <w:r>
+        <w:t xml:space="preserve"> </w:t>
+      </w:r>
+      <w:r>
+        <w:t xml:space="preserve">Rapids,</w:t>
+      </w:r>
+      <w:r>
+        <w:t xml:space="preserve"> </w:t>
+      </w:r>
+      <w:r>
+        <w:t xml:space="preserve">MI</w:t>
+      </w:r>
+      <w:r>
+        <w:t xml:space="preserve"> </w:t>
+      </w:r>
+      <w:r>
+        <w:t xml:space="preserve">49503</w:t>
+      </w:r>
+    </w:p>
+    <w:p>
+      <w:pPr>
+        <w:keepNext/>
+        <w:keepLines/>
+        <w:spacing w:before="0" w:after="0" w:line="276" w:lineRule="exact"/>
+        <w:ind w:left="4032" w:firstLine="0"/>
+        <w:jc w:val="left"/>
+      </w:pPr>
+      <w:r>
+        <w:t xml:space="preserve">(616) 742</w:t>
+        <w:noBreakHyphen/>
+        <w:t xml:space="preserve">3930</w:t>
+      </w:r>
+    </w:p>
+    <w:p>
+      <w:pPr>
+        <w:keepNext/>
+        <w:keepLines/>
+        <w:spacing w:before="0" w:after="0" w:line="276" w:lineRule="exact"/>
+        <w:ind w:left="4032" w:firstLine="0"/>
+        <w:jc w:val="left"/>
+      </w:pPr>
+      <w:r>
+        <w:t xml:space="preserve">cdenton@btlaw.com</w:t>
+      </w:r>
+    </w:p>
+    <w:p>
+      <w:pPr>
+        <w:keepNext/>
+        <w:keepLines/>
+        <w:spacing w:before="0" w:after="0" w:line="276" w:lineRule="exact"/>
+        <w:ind w:left="4032" w:firstLine="0"/>
+        <w:jc w:val="left"/>
+      </w:pPr>
+      <w:r>
+        <w:t xml:space="preserve">smurphy@btlaw.com</w:t>
+      </w:r>
+    </w:p>
+    <w:p>
+      <w:pPr>
+        <w:keepNext/>
+        <w:keepLines/>
+        <w:spacing w:before="0" w:after="0" w:line="276" w:lineRule="exact"/>
+        <w:ind w:left="4032" w:firstLine="0"/>
+        <w:jc w:val="left"/>
+      </w:pPr>
+      <w:r>
+        <w:t xml:space="preserve">swatson@btlaw.com</w:t>
+      </w:r>
+    </w:p>
+    <w:p>
+      <w:pPr>
+        <w:keepNext/>
+        <w:keepLines/>
+        <w:spacing w:before="0" w:after="0" w:line="276" w:lineRule="exact"/>
+        <w:ind w:left="4032" w:firstLine="0"/>
+        <w:jc w:val="left"/>
+      </w:pPr>
+      <w:r>
+        <w:t xml:space="preserve">Sarah</w:t>
+      </w:r>
+      <w:r>
+        <w:t xml:space="preserve"> </w:t>
+      </w:r>
+      <w:r>
+        <w:t xml:space="preserve">E.</w:t>
+      </w:r>
+      <w:r>
+        <w:t xml:space="preserve"> </w:t>
+      </w:r>
+      <w:r>
+        <w:t xml:space="preserve">Brown</w:t>
+      </w:r>
+    </w:p>
+    <w:p>
+      <w:pPr>
+        <w:keepNext/>
+        <w:keepLines/>
+        <w:spacing w:before="0" w:after="0" w:line="276" w:lineRule="exact"/>
+        <w:ind w:left="4032" w:firstLine="0"/>
+        <w:jc w:val="left"/>
+      </w:pPr>
+      <w:r>
+        <w:t xml:space="preserve">201</w:t>
+      </w:r>
+      <w:r>
+        <w:t xml:space="preserve"> </w:t>
+      </w:r>
+      <w:r>
+        <w:t xml:space="preserve">S.</w:t>
+      </w:r>
+      <w:r>
+        <w:t xml:space="preserve"> </w:t>
+      </w:r>
+      <w:r>
+        <w:t xml:space="preserve">Main</w:t>
+      </w:r>
+      <w:r>
+        <w:t xml:space="preserve"> </w:t>
+      </w:r>
+      <w:r>
+        <w:t xml:space="preserve">St.,</w:t>
+      </w:r>
+      <w:r>
+        <w:t xml:space="preserve"> </w:t>
+      </w:r>
+      <w:r>
+        <w:t xml:space="preserve">Suite</w:t>
+      </w:r>
+      <w:r>
+        <w:t xml:space="preserve"> </w:t>
+      </w:r>
+      <w:r>
+        <w:t xml:space="preserve">400</w:t>
+      </w:r>
+    </w:p>
+    <w:p>
+      <w:pPr>
+        <w:keepNext/>
+        <w:keepLines/>
+        <w:spacing w:before="0" w:after="0" w:line="276" w:lineRule="exact"/>
+        <w:ind w:left="4032" w:firstLine="0"/>
+        <w:jc w:val="left"/>
+      </w:pPr>
+      <w:r>
+        <w:t xml:space="preserve">South</w:t>
+      </w:r>
+      <w:r>
+        <w:t xml:space="preserve"> </w:t>
+      </w:r>
+      <w:r>
+        <w:t xml:space="preserve">Bend,</w:t>
+      </w:r>
+      <w:r>
+        <w:t xml:space="preserve"> </w:t>
+      </w:r>
+      <w:r>
+        <w:t xml:space="preserve">IN</w:t>
+      </w:r>
+      <w:r>
+        <w:t xml:space="preserve"> </w:t>
+      </w:r>
+      <w:r>
+        <w:t xml:space="preserve">46601</w:t>
+      </w:r>
+    </w:p>
+    <w:p>
+      <w:pPr>
+        <w:keepNext/>
+        <w:keepLines/>
+        <w:spacing w:before="0" w:after="0" w:line="276" w:lineRule="exact"/>
+        <w:ind w:left="4032" w:firstLine="0"/>
+        <w:jc w:val="left"/>
+      </w:pPr>
+      <w:r>
+        <w:t xml:space="preserve">(574) 233</w:t>
+        <w:noBreakHyphen/>
+        <w:t xml:space="preserve">1171</w:t>
+      </w:r>
+    </w:p>
+    <w:p>
+      <w:pPr>
+        <w:keepNext/>
+        <w:keepLines/>
+        <w:spacing w:before="0" w:after="0" w:line="276" w:lineRule="exact"/>
+        <w:ind w:left="4032" w:firstLine="0"/>
+        <w:jc w:val="left"/>
+      </w:pPr>
+      <w:r>
+        <w:t xml:space="preserve">sarah.brown@btlaw.com</w:t>
+      </w:r>
+    </w:p>
+    <w:p>
+      <w:pPr>
+        <w:spacing w:before="0" w:after="0" w:line="276" w:lineRule="exact"/>
+        <w:ind w:left="4032" w:firstLine="0"/>
+        <w:jc w:val="left"/>
+      </w:pPr>
+      <w:r>
+        <w:t xml:space="preserve">Attorneys</w:t>
+      </w:r>
+      <w:r>
+        <w:t xml:space="preserve"> </w:t>
+      </w:r>
+      <w:r>
+        <w:t xml:space="preserve">for</w:t>
+      </w:r>
+      <w:r>
+        <w:t xml:space="preserve"> </w:t>
+      </w:r>
+      <w:r>
+        <w:t xml:space="preserve">Defendant</w:t>
+      </w:r>
+      <w:r>
+        <w:t xml:space="preserve"> </w:t>
+      </w:r>
+      <w:r>
+        <w:t xml:space="preserve">Alliance</w:t>
+      </w:r>
+      <w:r>
+        <w:t xml:space="preserve"> </w:t>
+      </w:r>
+      <w:r>
+        <w:t xml:space="preserve">Cloud</w:t>
+      </w:r>
+      <w:r>
+        <w:t xml:space="preserve"> </w:t>
+      </w:r>
+      <w:r>
+        <w:t xml:space="preserve">Services,</w:t>
+      </w:r>
+      <w:r>
+        <w:t xml:space="preserve"> </w:t>
+      </w:r>
+      <w:r>
+        <w:t xml:space="preserve">LLC</w:t>
+      </w:r>
+    </w:p>
     <w:sectPr>
-      <w:footerReference w:type="default" r:id="rId100"/>
+      <w:footerReference w:type="default" r:id="rIdMiwdPage"/>
       <w:pgSz w:w="12240" w:h="15840"/>
       <w:pgMar w:top="1440" w:right="1440" w:bottom="1440" w:left="1440" w:header="720" w:footer="720" w:gutter="0"/>
       <w:pgNumType w:fmt="decimal" w:start="1"/>
-      <w:cols w:space="720"/>
     </w:sectPr>
   </w:body>
 </w:document>
@@ -1342,54 +2949,23 @@
 <w:ftr xmlns:w="http://schemas.openxmlformats.org/wordprocessingml/2006/main" xmlns:r="http://schemas.openxmlformats.org/officeDocument/2006/relationships">
   <w:p>
     <w:pPr>
-      <w:pStyle w:val="Footer"/>
       <w:jc w:val="center"/>
     </w:pPr>
     <w:r>
-      <w:rPr>
-        <w:sz w:val="24"/>
-        <w:szCs w:val="24"/>
-      </w:rPr>
       <w:fldChar w:fldCharType="begin"/>
     </w:r>
     <w:r>
-      <w:rPr>
-        <w:sz w:val="24"/>
-        <w:szCs w:val="24"/>
-      </w:rPr>
       <w:instrText xml:space="preserve"> PAGE </w:instrText>
     </w:r>
     <w:r>
-      <w:rPr>
-        <w:sz w:val="24"/>
-        <w:szCs w:val="24"/>
-      </w:rPr>
       <w:fldChar w:fldCharType="separate"/>
     </w:r>
     <w:r>
-      <w:rPr>
-        <w:sz w:val="24"/>
-        <w:szCs w:val="24"/>
-      </w:rPr>
       <w:t>1</w:t>
     </w:r>
     <w:r>
-      <w:rPr>
-        <w:sz w:val="24"/>
-        <w:szCs w:val="24"/>
-      </w:rPr>
       <w:fldChar w:fldCharType="end"/>
     </w:r>
-  </w:p>
-</w:ftr>
-</file>
-
-<file path=word/footer2.xml><?xml version="1.0" encoding="utf-8"?>
-<w:ftr xmlns:w="http://schemas.openxmlformats.org/wordprocessingml/2006/main" xmlns:r="http://schemas.openxmlformats.org/officeDocument/2006/relationships">
-  <w:p>
-    <w:pPr>
-      <w:pStyle w:val="Footer"/>
-    </w:pPr>
   </w:p>
 </w:ftr>
 </file>
@@ -1410,7 +2986,7 @@
       </w:r>
     </w:p>
   </w:footnote>
-  <w:footnote w:id="20">
+  <w:footnote w:id="9">
     <w:p>
       <w:pPr>
         <w:pStyle w:val="FootnoteText"/>
@@ -1438,7 +3014,7 @@
         <w:t xml:space="preserve">See Winchester v. Wal-Mart Stores Inc.</w:t>
       </w:r>
       <w:r>
-        <w:t xml:space="preserve">, No. 5:15–CV–00025–TBR, 2015 WL 3903673, at *3 (W.D. Ky. June 25, 2015) (adopting “the majority view” that a defendant does not need to file an answer while a partial motion to dismiss is pending);</w:t>
+        <w:t xml:space="preserve">, No. 5:15–CV–00025–TBR, 2015 WL 3903673, at *3 (W.D. Ky. June 25, 2015) (adopting “the majority view” that a defendant does not need to file an answer while a partial motion to dismiss is pending);</w:t>
       </w:r>
       <w:r>
         <w:t xml:space="preserve"> </w:t>
@@ -1456,6 +3032,99 @@
     </w:p>
   </w:footnote>
 </w:footnotes>
+</file>
+
+<file path=word/ftr-add.xml><?xml version="1.0" encoding="utf-8"?>
+<w:ftr xmlns:w="http://schemas.openxmlformats.org/wordprocessingml/2006/main" xmlns:r="http://schemas.openxmlformats.org/officeDocument/2006/relationships">
+  <w:p>
+    <w:pPr>
+      <w:spacing w:before="0" w:after="0"/>
+      <w:jc w:val="center"/>
+    </w:pPr>
+    <w:r>
+      <w:t>Add-</w:t>
+    </w:r>
+    <w:r>
+      <w:fldChar w:fldCharType="begin"/>
+    </w:r>
+    <w:r>
+      <w:instrText xml:space="preserve"> PAGE </w:instrText>
+    </w:r>
+    <w:r>
+      <w:fldChar w:fldCharType="separate"/>
+    </w:r>
+    <w:r>
+      <w:t>1</w:t>
+    </w:r>
+    <w:r>
+      <w:fldChar w:fldCharType="end"/>
+    </w:r>
+  </w:p>
+</w:ftr>
+</file>
+
+<file path=word/ftr-none.xml><?xml version="1.0" encoding="utf-8"?>
+<w:ftr xmlns:w="http://schemas.openxmlformats.org/wordprocessingml/2006/main" xmlns:r="http://schemas.openxmlformats.org/officeDocument/2006/relationships">
+  <w:p>
+    <w:pPr>
+      <w:spacing w:before="0" w:after="0"/>
+      <w:jc w:val="center"/>
+    </w:pPr>
+  </w:p>
+</w:ftr>
+</file>
+
+<file path=word/ftr-own1.xml><?xml version="1.0" encoding="utf-8"?>
+<w:ftr xmlns:w="http://schemas.openxmlformats.org/wordprocessingml/2006/main" xmlns:r="http://schemas.openxmlformats.org/officeDocument/2006/relationships">
+  <w:p>
+    <w:pPr>
+      <w:spacing w:before="0" w:after="0" w:line="276" w:lineRule="exact"/>
+      <w:ind w:left="0" w:firstLine="0"/>
+      <w:jc w:val="center"/>
+    </w:pPr>
+    <w:r>
+      <w:fldChar w:fldCharType="begin"/>
+    </w:r>
+    <w:r>
+      <w:instrText xml:space="preserve"> PAGE </w:instrText>
+    </w:r>
+    <w:r>
+      <w:fldChar w:fldCharType="separate"/>
+    </w:r>
+    <w:r>
+      <w:t>1</w:t>
+    </w:r>
+    <w:r>
+      <w:fldChar w:fldCharType="end"/>
+    </w:r>
+  </w:p>
+</w:ftr>
+</file>
+
+<file path=word/ftr-page.xml><?xml version="1.0" encoding="utf-8"?>
+<w:ftr xmlns:w="http://schemas.openxmlformats.org/wordprocessingml/2006/main" xmlns:r="http://schemas.openxmlformats.org/officeDocument/2006/relationships">
+  <w:p>
+    <w:pPr>
+      <w:spacing w:before="0" w:after="0"/>
+      <w:jc w:val="center"/>
+    </w:pPr>
+    <w:r>
+      <w:fldChar w:fldCharType="begin"/>
+    </w:r>
+    <w:r>
+      <w:instrText xml:space="preserve"> PAGE </w:instrText>
+    </w:r>
+    <w:r>
+      <w:fldChar w:fldCharType="separate"/>
+    </w:r>
+    <w:r>
+      <w:t>1</w:t>
+    </w:r>
+    <w:r>
+      <w:fldChar w:fldCharType="end"/>
+    </w:r>
+  </w:p>
+</w:ftr>
 </file>
 
 <file path=word/numbering.xml><?xml version="1.0" encoding="utf-8"?>
@@ -1547,15 +3216,16 @@
   <w:docDefaults>
     <w:rPrDefault>
       <w:rPr>
-        <w:rFonts w:ascii="EB Garamond" w:hAnsi="EB Garamond" w:eastAsia="EB Garamond" w:cs="EB Garamond"/>
+        <w:rFonts w:ascii="Times New Roman" w:hAnsi="Times New Roman" w:eastAsia="Times New Roman" w:cs="Times New Roman"/>
         <w:sz w:val="24"/>
         <w:szCs w:val="24"/>
-        <w:lang w:val="en-US" w:eastAsia="en-US" w:bidi="ar-SA"/>
+        <w:lang w:val="en-US" w:eastAsia="zh-CN" w:bidi="ar-SA"/>
       </w:rPr>
     </w:rPrDefault>
     <w:pPrDefault>
       <w:pPr>
-        <w:spacing w:after="0" w:line="240" w:lineRule="auto"/>
+        <w:widowControl/>
+        <w:spacing w:after="0"/>
       </w:pPr>
     </w:pPrDefault>
   </w:docDefaults>
@@ -1563,44 +3233,29 @@
   <w:style w:type="paragraph" w:default="1" w:styleId="Normal">
     <w:name w:val="Normal"/>
     <w:qFormat/>
-    <w:pPr>
-      <w:widowControl/>
-      <w:spacing w:before="0" w:after="0" w:line="480" w:lineRule="exact"/>
-      <w:ind w:firstLine="0"/>
-    </w:pPr>
-    <w:rPr>
-      <w:rFonts w:ascii="EB Garamond" w:hAnsi="EB Garamond" w:eastAsia="EB Garamond" w:cs="EB Garamond"/>
-      <w:color w:val="000000"/>
-      <w:sz w:val="24"/>
-      <w:szCs w:val="24"/>
-    </w:rPr>
   </w:style>
   <w:style w:type="paragraph" w:styleId="BodyText">
     <w:name w:val="Body Text"/>
     <w:basedOn w:val="Normal"/>
+    <w:link w:val="BodyTextChar"/>
     <w:qFormat/>
     <w:pPr>
       <w:spacing w:before="0" w:after="0" w:line="480" w:lineRule="exact"/>
       <w:ind w:firstLine="720"/>
     </w:pPr>
   </w:style>
-  <w:style w:type="paragraph" w:styleId="FirstParagraph">
+  <w:style w:type="paragraph" w:customStyle="1" w:styleId="FirstParagraph">
     <w:name w:val="First Paragraph"/>
     <w:basedOn w:val="BodyText"/>
     <w:next w:val="BodyText"/>
     <w:qFormat/>
-    <w:pPr>
-      <w:spacing w:before="0" w:after="0" w:line="480" w:lineRule="exact"/>
-      <w:ind w:firstLine="720"/>
-    </w:pPr>
-  </w:style>
-  <w:style w:type="paragraph" w:styleId="Compact">
+  </w:style>
+  <w:style w:type="paragraph" w:customStyle="1" w:styleId="Compact">
     <w:name w:val="Compact"/>
     <w:basedOn w:val="BodyText"/>
     <w:qFormat/>
     <w:pPr>
-      <w:spacing w:before="0" w:after="0" w:line="480" w:lineRule="exact"/>
-      <w:ind w:firstLine="0"/>
+      <w:spacing w:before="36" w:after="36"/>
     </w:pPr>
   </w:style>
   <w:style w:type="paragraph" w:styleId="Title">
@@ -1740,17 +3395,20 @@
     <w:name w:val="heading 1"/>
     <w:basedOn w:val="Normal"/>
     <w:next w:val="BodyText"/>
+    <w:link w:val="Heading1Char"/>
     <w:uiPriority w:val="9"/>
     <w:qFormat/>
+    <w:rsid w:val="00A10FD9"/>
     <w:pPr>
       <w:keepNext/>
       <w:keepLines/>
-      <w:spacing w:before="480" w:after="480" w:line="480" w:lineRule="exact"/>
-      <w:ind w:left="720" w:hanging="720" w:firstLine="0"/>
-      <w:jc w:val="left"/>
+      <w:spacing w:before="240" w:after="240" w:line="276" w:lineRule="exact"/>
+      <w:ind w:firstLine="0"/>
+      <w:jc w:val="center"/>
       <w:outlineLvl w:val="0"/>
     </w:pPr>
     <w:rPr>
+      <w:rFonts w:ascii="Times New Roman" w:hAnsi="Times New Roman" w:eastAsia="Times New Roman" w:cs="Times New Roman"/>
       <w:b/>
       <w:bCs/>
       <w:caps/>
@@ -1763,18 +3421,21 @@
     <w:name w:val="heading 2"/>
     <w:basedOn w:val="Normal"/>
     <w:next w:val="BodyText"/>
+    <w:link w:val="Heading2Char"/>
     <w:uiPriority w:val="9"/>
+    <w:semiHidden/>
     <w:unhideWhenUsed/>
     <w:qFormat/>
+    <w:rsid w:val="00A10FD9"/>
     <w:pPr>
       <w:keepNext/>
       <w:keepLines/>
-      <w:spacing w:before="240" w:after="480" w:line="480" w:lineRule="exact"/>
-      <w:ind w:left="1440" w:hanging="720" w:firstLine="0"/>
-      <w:jc w:val="left"/>
+      <w:spacing w:before="240" w:after="240" w:line="276" w:lineRule="exact"/>
+      <w:ind w:firstLine="0"/>
       <w:outlineLvl w:val="1"/>
     </w:pPr>
     <w:rPr>
+      <w:rFonts w:ascii="Times New Roman" w:hAnsi="Times New Roman" w:eastAsia="Times New Roman" w:cs="Times New Roman"/>
       <w:b/>
       <w:bCs/>
       <w:color w:val="000000"/>
@@ -1786,18 +3447,23 @@
     <w:name w:val="heading 3"/>
     <w:basedOn w:val="Normal"/>
     <w:next w:val="BodyText"/>
+    <w:link w:val="Heading3Char"/>
     <w:uiPriority w:val="9"/>
+    <w:semiHidden/>
     <w:unhideWhenUsed/>
     <w:qFormat/>
+    <w:rsid w:val="00A10FD9"/>
     <w:pPr>
       <w:keepNext/>
       <w:keepLines/>
-      <w:spacing w:before="240" w:after="480" w:line="480" w:lineRule="exact"/>
-      <w:ind w:left="2160" w:hanging="720" w:firstLine="0"/>
-      <w:jc w:val="left"/>
+      <w:spacing w:before="240" w:after="240" w:line="276" w:lineRule="exact"/>
+      <w:ind w:firstLine="0"/>
       <w:outlineLvl w:val="2"/>
     </w:pPr>
     <w:rPr>
+      <w:rFonts w:ascii="Times New Roman" w:hAnsi="Times New Roman" w:eastAsia="Times New Roman" w:cs="Times New Roman"/>
+      <w:b/>
+      <w:bCs/>
       <w:color w:val="000000"/>
       <w:sz w:val="24"/>
       <w:szCs w:val="24"/>
@@ -1807,18 +3473,24 @@
     <w:name w:val="heading 4"/>
     <w:basedOn w:val="Normal"/>
     <w:next w:val="BodyText"/>
+    <w:link w:val="Heading4Char"/>
     <w:uiPriority w:val="9"/>
+    <w:semiHidden/>
     <w:unhideWhenUsed/>
     <w:qFormat/>
+    <w:rsid w:val="00A10FD9"/>
     <w:pPr>
       <w:keepNext/>
       <w:keepLines/>
-      <w:spacing w:before="240" w:after="480" w:line="480" w:lineRule="exact"/>
-      <w:ind w:left="2880" w:hanging="720" w:firstLine="0"/>
-      <w:jc w:val="left"/>
+      <w:spacing w:before="240" w:after="240" w:line="276" w:lineRule="exact"/>
+      <w:ind w:firstLine="0"/>
       <w:outlineLvl w:val="3"/>
     </w:pPr>
     <w:rPr>
+      <w:rFonts w:ascii="Times New Roman" w:hAnsi="Times New Roman" w:eastAsia="Times New Roman" w:cs="Times New Roman"/>
+      <w:b/>
+      <w:bCs/>
+      <w:i/>
       <w:color w:val="000000"/>
       <w:sz w:val="24"/>
       <w:szCs w:val="24"/>
@@ -1837,12 +3509,18 @@
     <w:pPr>
       <w:keepNext/>
       <w:keepLines/>
-      <w:spacing w:before="80" w:after="40"/>
+      <w:spacing w:before="240" w:after="240" w:line="276" w:lineRule="exact"/>
+      <w:ind w:firstLine="0"/>
       <w:outlineLvl w:val="4"/>
     </w:pPr>
     <w:rPr>
-      <w:rFonts w:eastAsiaTheme="majorEastAsia" w:cstheme="majorBidi"/>
-      <w:color w:val="0F4761" w:themeColor="accent1" w:themeShade="BF"/>
+      <w:rFonts w:ascii="Times New Roman" w:hAnsi="Times New Roman" w:eastAsia="Times New Roman" w:cs="Times New Roman"/>
+      <w:b/>
+      <w:bCs/>
+      <w:i/>
+      <w:color w:val="000000"/>
+      <w:sz w:val="24"/>
+      <w:szCs w:val="24"/>
     </w:rPr>
   </w:style>
   <w:style w:type="paragraph" w:styleId="Heading6">
@@ -2052,25 +3730,36 @@
       <w:color w:val="272727" w:themeColor="text1" w:themeTint="D8"/>
     </w:rPr>
   </w:style>
+  <w:style w:type="paragraph" w:customStyle="1" w:styleId="ListItem">
+    <w:name w:val="List Item"/>
+    <w:basedOn w:val="BodyText"/>
+    <w:qFormat/>
+    <w:pPr>
+      <w:spacing w:before="0" w:after="0" w:line="480" w:lineRule="exact"/>
+      <w:ind w:left="720" w:hanging="720"/>
+    </w:pPr>
+  </w:style>
   <w:style w:type="paragraph" w:styleId="BlockText">
     <w:name w:val="Block Text"/>
-    <w:basedOn w:val="Normal"/>
+    <w:basedOn w:val="BodyText"/>
+    <w:next w:val="BodyText"/>
     <w:uiPriority w:val="9"/>
     <w:unhideWhenUsed/>
     <w:qFormat/>
     <w:pPr>
-      <w:spacing w:before="0" w:after="240" w:line="276" w:lineRule="exact"/>
-      <w:ind w:left="720" w:right="720" w:firstLine="0"/>
+      <w:spacing w:before="240" w:after="240" w:line="276" w:lineRule="exact"/>
+      <w:ind w:firstLine="0" w:left="720" w:right="720"/>
     </w:pPr>
   </w:style>
   <w:style w:type="paragraph" w:styleId="FootnoteText">
-    <w:name w:val="footnote text"/>
+    <w:name w:val="Footnote Text"/>
     <w:basedOn w:val="Normal"/>
-    <w:uiPriority w:val="99"/>
+    <w:next w:val="FootnoteText"/>
+    <w:uiPriority w:val="9"/>
     <w:unhideWhenUsed/>
+    <w:qFormat/>
     <w:pPr>
-      <w:spacing w:before="0" w:after="0" w:line="276" w:lineRule="exact"/>
-      <w:ind w:firstLine="0"/>
+      <w:spacing w:before="0" w:after="140" w:line="276" w:lineRule="exact"/>
     </w:pPr>
     <w:rPr>
       <w:sz w:val="24"/>
@@ -2085,8 +3774,8 @@
     <w:unhideWhenUsed/>
     <w:qFormat/>
     <w:pPr>
-      <w:spacing w:before="100" w:after="100"/>
-      <w:ind w:firstLine="0" w:left="480" w:right="480"/>
+      <w:spacing w:before="280" w:after="280"/>
+      <w:ind w:firstLine="0" w:left="720" w:right="720"/>
     </w:pPr>
   </w:style>
   <w:style w:type="character" w:default="1" w:styleId="DefaultParagraphFont">
@@ -2097,8 +3786,6 @@
   <w:style w:type="table" w:default="1" w:styleId="Table">
     <w:name w:val="Table"/>
     <w:basedOn w:val="TableNormal"/>
-    <w:semiHidden/>
-    <w:unhideWhenUsed/>
     <w:qFormat/>
     <w:tblPr>
       <w:tblInd w:w="0" w:type="dxa"/>
@@ -2110,13 +3797,6 @@
       </w:tblCellMar>
     </w:tblPr>
     <w:tblStylePr w:type="firstRow">
-      <w:tblPr>
-        <w:jc w:val="left"/>
-        <w:tblInd w:w="0" w:type="dxa"/>
-      </w:tblPr>
-      <w:trPr>
-        <w:jc w:val="left"/>
-      </w:trPr>
       <w:tcPr>
         <w:tcBorders>
           <w:bottom w:val="single"/>
@@ -2180,15 +3860,12 @@
     <w:basedOn w:val="DefaultParagraphFont"/>
     <w:link w:val="BodyText"/>
   </w:style>
-  <w:style w:type="character" w:styleId="VerbatimChar">
+  <w:style w:type="character" w:customStyle="1" w:styleId="VerbatimChar">
     <w:name w:val="Verbatim Char"/>
-    <w:basedOn w:val="DefaultParagraphFont"/>
-    <w:uiPriority w:val="9"/>
-    <w:qFormat/>
-    <w:rPr>
-      <w:rFonts w:ascii="Liberation Mono" w:hAnsi="Liberation Mono" w:eastAsia="Liberation Mono" w:cs="Liberation Mono"/>
-      <w:sz w:val="20"/>
-      <w:szCs w:val="20"/>
+    <w:basedOn w:val="BodyTextChar"/>
+    <w:rPr>
+      <w:rFonts w:ascii="Consolas" w:hAnsi="Consolas"/>
+      <w:sz w:val="22"/>
     </w:rPr>
   </w:style>
   <w:style w:type="character" w:customStyle="1" w:styleId="SectionNumber">
@@ -2206,7 +3883,7 @@
     <w:name w:val="Hyperlink"/>
     <w:basedOn w:val="BodyTextChar"/>
     <w:rPr>
-      <w:color w:val="4F81BD" w:themeColor="accent1"/>
+      <w:color w:val="000000"/>
     </w:rPr>
   </w:style>
   <w:style w:type="paragraph" w:styleId="TOCHeading">
@@ -2227,80 +3904,256 @@
       <w:color w:val="365F91" w:themeColor="accent1" w:themeShade="BF"/>
     </w:rPr>
   </w:style>
-  <w:style w:type="paragraph" w:styleId="SourceCode">
+  <w:style w:type="paragraph" w:customStyle="1" w:styleId="BodyTextNote">
+    <w:name w:val="Body Text Note"/>
+    <w:basedOn w:val="BodyText"/>
+    <w:qFormat/>
+    <w:pPr>
+      <w:widowControl w:val="0"/>
+    </w:pPr>
+  </w:style>
+  <w:style w:type="paragraph" w:customStyle="1" w:styleId="BodyTextKeep">
+    <w:name w:val="Body Text Keep"/>
+    <w:basedOn w:val="BodyText"/>
+    <w:qFormat/>
+    <w:pPr>
+      <w:keepNext/>
+      <w:keepLines/>
+    </w:pPr>
+  </w:style>
+  <w:style w:type="paragraph" w:customStyle="1" w:styleId="SourceCode">
     <w:name w:val="Source Code"/>
     <w:basedOn w:val="Normal"/>
-    <w:uiPriority w:val="9"/>
-    <w:qFormat/>
+    <w:link w:val="VerbatimChar"/>
     <w:pPr>
-      <w:spacing w:before="0" w:after="0" w:line="276" w:lineRule="exact"/>
-      <w:ind w:firstLine="0"/>
+      <w:wordWrap w:val="off"/>
     </w:pPr>
-    <w:rPr>
-      <w:rFonts w:ascii="Liberation Mono" w:hAnsi="Liberation Mono" w:eastAsia="Liberation Mono" w:cs="Liberation Mono"/>
-      <w:sz w:val="20"/>
-      <w:szCs w:val="20"/>
-    </w:rPr>
-  </w:style>
-  <w:style w:type="paragraph" w:styleId="Footer">
-    <w:name w:val="footer"/>
-    <w:basedOn w:val="Normal"/>
-    <w:uiPriority w:val="99"/>
-    <w:unhideWhenUsed/>
-    <w:pPr>
-      <w:spacing w:before="0" w:after="0" w:line="240" w:lineRule="auto"/>
-      <w:ind w:firstLine="0"/>
-      <w:jc w:val="center"/>
-    </w:pPr>
-    <w:rPr>
-      <w:sz w:val="24"/>
-      <w:szCs w:val="24"/>
-    </w:rPr>
-  </w:style>
-  <w:style w:type="paragraph" w:customStyle="1" w:styleId="Single">
-    <w:name w:val="Single"/>
-    <w:basedOn w:val="Normal"/>
-    <w:qFormat/>
-    <w:pPr>
-      <w:spacing w:before="0" w:after="0" w:line="276" w:lineRule="exact"/>
-      <w:ind w:firstLine="0"/>
-    </w:pPr>
-  </w:style>
-  <w:style w:type="paragraph" w:customStyle="1" w:styleId="Centered">
-    <w:name w:val="Centered"/>
-    <w:basedOn w:val="Single"/>
-    <w:qFormat/>
-    <w:pPr>
-      <w:jc w:val="center"/>
-    </w:pPr>
-  </w:style>
-  <w:style w:type="paragraph" w:styleId="TOC1">
-    <w:name w:val="toc 1"/>
-    <w:basedOn w:val="Normal"/>
-    <w:next w:val="Normal"/>
-    <w:uiPriority w:val="39"/>
-    <w:unhideWhenUsed/>
-    <w:pPr>
-      <w:tabs>
-        <w:tab w:val="right" w:leader="dot" w:pos="9350"/>
-      </w:tabs>
-      <w:spacing w:before="0" w:after="240" w:line="276" w:lineRule="exact"/>
-      <w:ind w:left="720" w:right="720" w:hanging="720" w:firstLine="0"/>
-    </w:pPr>
-  </w:style>
-  <w:style w:type="paragraph" w:styleId="TOC2">
-    <w:name w:val="toc 2"/>
-    <w:basedOn w:val="Normal"/>
-    <w:next w:val="Normal"/>
-    <w:uiPriority w:val="39"/>
-    <w:unhideWhenUsed/>
-    <w:pPr>
-      <w:tabs>
-        <w:tab w:val="right" w:leader="dot" w:pos="9350"/>
-      </w:tabs>
-      <w:spacing w:before="0" w:after="240" w:line="276" w:lineRule="exact"/>
-      <w:ind w:left="1440" w:right="720" w:hanging="720" w:firstLine="0"/>
-    </w:pPr>
+  </w:style>
+  <w:style w:type="character" w:customStyle="1" w:styleId="KeywordTok">
+    <w:name w:val="KeywordTok"/>
+    <w:basedOn w:val="VerbatimChar"/>
+    <w:rPr>
+      <w:b/>
+      <w:color w:val="007020"/>
+    </w:rPr>
+  </w:style>
+  <w:style w:type="character" w:customStyle="1" w:styleId="DataTypeTok">
+    <w:name w:val="DataTypeTok"/>
+    <w:basedOn w:val="VerbatimChar"/>
+    <w:rPr>
+      <w:color w:val="902000"/>
+    </w:rPr>
+  </w:style>
+  <w:style w:type="character" w:customStyle="1" w:styleId="DecValTok">
+    <w:name w:val="DecValTok"/>
+    <w:basedOn w:val="VerbatimChar"/>
+    <w:rPr>
+      <w:color w:val="40a070"/>
+    </w:rPr>
+  </w:style>
+  <w:style w:type="character" w:customStyle="1" w:styleId="BaseNTok">
+    <w:name w:val="BaseNTok"/>
+    <w:basedOn w:val="VerbatimChar"/>
+    <w:rPr>
+      <w:color w:val="40a070"/>
+    </w:rPr>
+  </w:style>
+  <w:style w:type="character" w:customStyle="1" w:styleId="FloatTok">
+    <w:name w:val="FloatTok"/>
+    <w:basedOn w:val="VerbatimChar"/>
+    <w:rPr>
+      <w:color w:val="40a070"/>
+    </w:rPr>
+  </w:style>
+  <w:style w:type="character" w:customStyle="1" w:styleId="ConstantTok">
+    <w:name w:val="ConstantTok"/>
+    <w:basedOn w:val="VerbatimChar"/>
+    <w:rPr>
+      <w:color w:val="880000"/>
+    </w:rPr>
+  </w:style>
+  <w:style w:type="character" w:customStyle="1" w:styleId="CharTok">
+    <w:name w:val="CharTok"/>
+    <w:basedOn w:val="VerbatimChar"/>
+    <w:rPr>
+      <w:color w:val="4070a0"/>
+    </w:rPr>
+  </w:style>
+  <w:style w:type="character" w:customStyle="1" w:styleId="SpecialCharTok">
+    <w:name w:val="SpecialCharTok"/>
+    <w:basedOn w:val="VerbatimChar"/>
+    <w:rPr>
+      <w:color w:val="4070a0"/>
+    </w:rPr>
+  </w:style>
+  <w:style w:type="character" w:customStyle="1" w:styleId="StringTok">
+    <w:name w:val="StringTok"/>
+    <w:basedOn w:val="VerbatimChar"/>
+    <w:rPr>
+      <w:color w:val="4070a0"/>
+    </w:rPr>
+  </w:style>
+  <w:style w:type="character" w:customStyle="1" w:styleId="VerbatimStringTok">
+    <w:name w:val="VerbatimStringTok"/>
+    <w:basedOn w:val="VerbatimChar"/>
+    <w:rPr>
+      <w:color w:val="4070a0"/>
+    </w:rPr>
+  </w:style>
+  <w:style w:type="character" w:customStyle="1" w:styleId="SpecialStringTok">
+    <w:name w:val="SpecialStringTok"/>
+    <w:basedOn w:val="VerbatimChar"/>
+    <w:rPr>
+      <w:color w:val="bb6688"/>
+    </w:rPr>
+  </w:style>
+  <w:style w:type="character" w:customStyle="1" w:styleId="ImportTok">
+    <w:name w:val="ImportTok"/>
+    <w:basedOn w:val="VerbatimChar"/>
+    <w:rPr>
+      <w:b/>
+      <w:color w:val="008000"/>
+    </w:rPr>
+  </w:style>
+  <w:style w:type="character" w:customStyle="1" w:styleId="CommentTok">
+    <w:name w:val="CommentTok"/>
+    <w:basedOn w:val="VerbatimChar"/>
+    <w:rPr>
+      <w:i/>
+      <w:color w:val="60a0b0"/>
+    </w:rPr>
+  </w:style>
+  <w:style w:type="character" w:customStyle="1" w:styleId="DocumentationTok">
+    <w:name w:val="DocumentationTok"/>
+    <w:basedOn w:val="VerbatimChar"/>
+    <w:rPr>
+      <w:i/>
+      <w:color w:val="ba2121"/>
+    </w:rPr>
+  </w:style>
+  <w:style w:type="character" w:customStyle="1" w:styleId="AnnotationTok">
+    <w:name w:val="AnnotationTok"/>
+    <w:basedOn w:val="VerbatimChar"/>
+    <w:rPr>
+      <w:b/>
+      <w:i/>
+      <w:color w:val="60a0b0"/>
+    </w:rPr>
+  </w:style>
+  <w:style w:type="character" w:customStyle="1" w:styleId="CommentVarTok">
+    <w:name w:val="CommentVarTok"/>
+    <w:basedOn w:val="VerbatimChar"/>
+    <w:rPr>
+      <w:b/>
+      <w:i/>
+      <w:color w:val="60a0b0"/>
+    </w:rPr>
+  </w:style>
+  <w:style w:type="character" w:customStyle="1" w:styleId="OtherTok">
+    <w:name w:val="OtherTok"/>
+    <w:basedOn w:val="VerbatimChar"/>
+    <w:rPr>
+      <w:color w:val="007020"/>
+    </w:rPr>
+  </w:style>
+  <w:style w:type="character" w:customStyle="1" w:styleId="FunctionTok">
+    <w:name w:val="FunctionTok"/>
+    <w:basedOn w:val="VerbatimChar"/>
+    <w:rPr>
+      <w:color w:val="06287e"/>
+    </w:rPr>
+  </w:style>
+  <w:style w:type="character" w:customStyle="1" w:styleId="VariableTok">
+    <w:name w:val="VariableTok"/>
+    <w:basedOn w:val="VerbatimChar"/>
+    <w:rPr>
+      <w:color w:val="19177c"/>
+    </w:rPr>
+  </w:style>
+  <w:style w:type="character" w:customStyle="1" w:styleId="ControlFlowTok">
+    <w:name w:val="ControlFlowTok"/>
+    <w:basedOn w:val="VerbatimChar"/>
+    <w:rPr>
+      <w:b/>
+      <w:color w:val="007020"/>
+    </w:rPr>
+  </w:style>
+  <w:style w:type="character" w:customStyle="1" w:styleId="OperatorTok">
+    <w:name w:val="OperatorTok"/>
+    <w:basedOn w:val="VerbatimChar"/>
+    <w:rPr>
+      <w:color w:val="666666"/>
+    </w:rPr>
+  </w:style>
+  <w:style w:type="character" w:customStyle="1" w:styleId="BuiltInTok">
+    <w:name w:val="BuiltInTok"/>
+    <w:basedOn w:val="VerbatimChar"/>
+    <w:rPr>
+      <w:color w:val="008000"/>
+    </w:rPr>
+  </w:style>
+  <w:style w:type="character" w:customStyle="1" w:styleId="ExtensionTok">
+    <w:name w:val="ExtensionTok"/>
+    <w:basedOn w:val="VerbatimChar"/>
+    <w:rPr/>
+  </w:style>
+  <w:style w:type="character" w:customStyle="1" w:styleId="PreprocessorTok">
+    <w:name w:val="PreprocessorTok"/>
+    <w:basedOn w:val="VerbatimChar"/>
+    <w:rPr>
+      <w:color w:val="bc7a00"/>
+    </w:rPr>
+  </w:style>
+  <w:style w:type="character" w:customStyle="1" w:styleId="AttributeTok">
+    <w:name w:val="AttributeTok"/>
+    <w:basedOn w:val="VerbatimChar"/>
+    <w:rPr>
+      <w:color w:val="7d9029"/>
+    </w:rPr>
+  </w:style>
+  <w:style w:type="character" w:customStyle="1" w:styleId="RegionMarkerTok">
+    <w:name w:val="RegionMarkerTok"/>
+    <w:basedOn w:val="VerbatimChar"/>
+    <w:rPr/>
+  </w:style>
+  <w:style w:type="character" w:customStyle="1" w:styleId="InformationTok">
+    <w:name w:val="InformationTok"/>
+    <w:basedOn w:val="VerbatimChar"/>
+    <w:rPr>
+      <w:b/>
+      <w:i/>
+      <w:color w:val="60a0b0"/>
+    </w:rPr>
+  </w:style>
+  <w:style w:type="character" w:customStyle="1" w:styleId="WarningTok">
+    <w:name w:val="WarningTok"/>
+    <w:basedOn w:val="VerbatimChar"/>
+    <w:rPr>
+      <w:b/>
+      <w:i/>
+      <w:color w:val="60a0b0"/>
+    </w:rPr>
+  </w:style>
+  <w:style w:type="character" w:customStyle="1" w:styleId="AlertTok">
+    <w:name w:val="AlertTok"/>
+    <w:basedOn w:val="VerbatimChar"/>
+    <w:rPr>
+      <w:b/>
+      <w:color w:val="ff0000"/>
+    </w:rPr>
+  </w:style>
+  <w:style w:type="character" w:customStyle="1" w:styleId="ErrorTok">
+    <w:name w:val="ErrorTok"/>
+    <w:basedOn w:val="VerbatimChar"/>
+    <w:rPr>
+      <w:b/>
+      <w:color w:val="ff0000"/>
+    </w:rPr>
+  </w:style>
+  <w:style w:type="character" w:customStyle="1" w:styleId="NormalTok">
+    <w:name w:val="NormalTok"/>
+    <w:basedOn w:val="VerbatimChar"/>
+    <w:rPr/>
   </w:style>
 </w:styles>
 </file>
